--- a/output/GS_100M/Investment_Memo.docx
+++ b/output/GS_100M/Investment_Memo.docx
@@ -161,7 +161,7 @@
           <w:b w:val="0"/>
           <w:i w:val="0"/>
         </w:rPr>
-        <w:t>Items shown in square brackets are pending from Jalour. Terms are indicative until set out in definitive agreements, which prevail over this memorandum.</w:t>
+        <w:t>Items shown in square brackets are provided after the investor signs a non-disclosure agreement. Terms are indicative until set out in definitive agreements, which prevail over this memorandum.</w:t>
       </w:r>
     </w:p>
     <w:p>
@@ -236,7 +236,7 @@
         </w:rPr>
         <w:t>3. Investment thesis</w:t>
         <w:tab/>
-        <w:t>5</w:t>
+        <w:t>6</w:t>
       </w:r>
     </w:p>
     <w:p>
@@ -268,7 +268,7 @@
         </w:rPr>
         <w:t>5. Project description</w:t>
         <w:tab/>
-        <w:t>9</w:t>
+        <w:t>10</w:t>
       </w:r>
     </w:p>
     <w:p>
@@ -284,7 +284,7 @@
         </w:rPr>
         <w:t>6. The Al Ahly Sabbour agreement and consents</w:t>
         <w:tab/>
-        <w:t>10</w:t>
+        <w:t>11</w:t>
       </w:r>
     </w:p>
     <w:p>
@@ -300,7 +300,7 @@
         </w:rPr>
         <w:t>7. Sponsor and management</w:t>
         <w:tab/>
-        <w:t>10</w:t>
+        <w:t>11</w:t>
       </w:r>
     </w:p>
     <w:p>
@@ -316,7 +316,7 @@
         </w:rPr>
         <w:t>8. Business plan and assumptions</w:t>
         <w:tab/>
-        <w:t>12</w:t>
+        <w:t>13</w:t>
       </w:r>
     </w:p>
     <w:p>
@@ -332,7 +332,7 @@
         </w:rPr>
         <w:t>9. Sales and collections model</w:t>
         <w:tab/>
-        <w:t>13</w:t>
+        <w:t>14</w:t>
       </w:r>
     </w:p>
     <w:p>
@@ -348,7 +348,7 @@
         </w:rPr>
         <w:t>10. Cost model</w:t>
         <w:tab/>
-        <w:t>14</w:t>
+        <w:t>15</w:t>
       </w:r>
     </w:p>
     <w:p>
@@ -364,7 +364,7 @@
         </w:rPr>
         <w:t>11. Funding plan and use of funds</w:t>
         <w:tab/>
-        <w:t>15</w:t>
+        <w:t>16</w:t>
       </w:r>
     </w:p>
     <w:p>
@@ -380,7 +380,7 @@
         </w:rPr>
         <w:t>12. Investment terms</w:t>
         <w:tab/>
-        <w:t>16</w:t>
+        <w:t>17</w:t>
       </w:r>
     </w:p>
     <w:p>
@@ -396,7 +396,7 @@
         </w:rPr>
         <w:t>13. Returns analysis and sensitivities</w:t>
         <w:tab/>
-        <w:t>18</w:t>
+        <w:t>19</w:t>
       </w:r>
     </w:p>
     <w:p>
@@ -412,7 +412,7 @@
         </w:rPr>
         <w:t>14. Security and ranking</w:t>
         <w:tab/>
-        <w:t>22</w:t>
+        <w:t>23</w:t>
       </w:r>
     </w:p>
     <w:p>
@@ -428,7 +428,7 @@
         </w:rPr>
         <w:t>15. Governance and information rights</w:t>
         <w:tab/>
-        <w:t>22</w:t>
+        <w:t>23</w:t>
       </w:r>
     </w:p>
     <w:p>
@@ -444,7 +444,7 @@
         </w:rPr>
         <w:t>16. Exit and liquidity</w:t>
         <w:tab/>
-        <w:t>23</w:t>
+        <w:t>24</w:t>
       </w:r>
     </w:p>
     <w:p>
@@ -460,7 +460,7 @@
         </w:rPr>
         <w:t>17. Risk factors</w:t>
         <w:tab/>
-        <w:t>24</w:t>
+        <w:t>25</w:t>
       </w:r>
     </w:p>
     <w:p>
@@ -476,7 +476,7 @@
         </w:rPr>
         <w:t>18. Tax and legal considerations</w:t>
         <w:tab/>
-        <w:t>25</w:t>
+        <w:t>26</w:t>
       </w:r>
     </w:p>
     <w:p>
@@ -492,7 +492,7 @@
         </w:rPr>
         <w:t>Appendices</w:t>
         <w:tab/>
-        <w:t>26</w:t>
+        <w:t>27</w:t>
       </w:r>
     </w:p>
     <w:p>
@@ -539,7 +539,7 @@
           <w:b w:val="0"/>
           <w:i w:val="0"/>
         </w:rPr>
-        <w:t xml:space="preserve"> Units with a face value of EGP 200 million, twice the ticket, priced at the launch list (retail EGP 225,000 per m2, offices EGP 135,000 per m2), allocated from the first two sales tranches. At the model's final list prices the units are worth EGP 287 million. Projected investor IRR: 26.4% base, 18.6% downside, 29.2% upside.</w:t>
+        <w:t xml:space="preserve"> Units with a face value of EGP 200 million, twice the ticket, priced at the launch list (retail EGP 225,000 per m2, offices EGP 135,000 per m2), allocated from the first two sales tranches. At the model's delivery list prices the units are worth EGP 287 million. Projected investor IRR: 26.4% base, 18.6% downside, 29.2% upside.</w:t>
       </w:r>
     </w:p>
     <w:p>
@@ -1071,7 +1071,7 @@
           <w:b w:val="0"/>
           <w:i w:val="0"/>
         </w:rPr>
-        <w:t xml:space="preserve"> The model collects the delivery payment (20% to 25% of price) on a contractual milestone ahead of handover. If it were collected at handover the peak funding need would be EGP 269 million instead of EGP 102.5 million. Jalour has said it will fund project funding gaps above project cash (section 11).</w:t>
+        <w:t xml:space="preserve"> The model collects the delivery payment (20% to 25% of price) on a contractual milestone ahead of handover. If it were collected at handover the peak funding need would be EGP 269 million instead of EGP 102.5 million. Jalour has said it will cover project funding gaps above project cash from its cash reserves and from cash generated by other projects it is constructing (section 11).</w:t>
       </w:r>
     </w:p>
     <w:p>
@@ -2275,7 +2275,7 @@
                 <w:color w:val="FFFFFF"/>
                 <w:sz w:val="18"/>
               </w:rPr>
-              <w:t>Plan: final list</w:t>
+              <w:t>Plan: delivery list</w:t>
             </w:r>
           </w:p>
         </w:tc>
@@ -2497,6 +2497,602 @@
       <w:pPr>
         <w:spacing w:after="80"/>
       </w:pPr>
+    </w:p>
+    <w:p>
+      <w:pPr>
+        <w:keepNext/>
+        <w:spacing w:after="60"/>
+      </w:pPr>
+      <w:r>
+        <w:rPr>
+          <w:b/>
+          <w:color w:val="17324D"/>
+          <w:sz w:val="19"/>
+        </w:rPr>
+        <w:t>Table 5: Launch, average realised and delivery list prices against today's asking prices</w:t>
+      </w:r>
+    </w:p>
+    <w:tbl>
+      <w:tblPr>
+        <w:tblW w:type="auto" w:w="0"/>
+        <w:jc w:val="center"/>
+        <w:tblBorders>
+          <w:top w:val="single" w:sz="4" w:space="0" w:color="C9CFD8"/>
+          <w:left w:val="single" w:sz="4" w:space="0" w:color="C9CFD8"/>
+          <w:bottom w:val="single" w:sz="4" w:space="0" w:color="C9CFD8"/>
+          <w:right w:val="single" w:sz="4" w:space="0" w:color="C9CFD8"/>
+          <w:insideH w:val="single" w:sz="4" w:space="0" w:color="C9CFD8"/>
+          <w:insideV w:val="single" w:sz="4" w:space="0" w:color="C9CFD8"/>
+        </w:tblBorders>
+        <w:tblLayout w:type="fixed"/>
+        <w:tblCellMar>
+          <w:top w:w="40" w:type="dxa"/>
+          <w:left w:w="80" w:type="dxa"/>
+          <w:bottom w:w="40" w:type="dxa"/>
+          <w:right w:w="80" w:type="dxa"/>
+        </w:tblCellMar>
+        <w:tblLook w:firstColumn="1" w:firstRow="1" w:lastColumn="0" w:lastRow="0" w:noHBand="0" w:noVBand="1" w:val="04A0"/>
+      </w:tblPr>
+      <w:tblGrid>
+        <w:gridCol w:w="1033"/>
+        <w:gridCol w:w="1033"/>
+        <w:gridCol w:w="1033"/>
+        <w:gridCol w:w="1033"/>
+        <w:gridCol w:w="1033"/>
+        <w:gridCol w:w="1033"/>
+        <w:gridCol w:w="1033"/>
+        <w:gridCol w:w="1033"/>
+        <w:gridCol w:w="1033"/>
+      </w:tblGrid>
+      <w:tr>
+        <w:trPr>
+          <w:cantSplit/>
+          <w:tblHeader/>
+        </w:trPr>
+        <w:tc>
+          <w:tcPr>
+            <w:tcW w:type="dxa" w:w="964"/>
+            <w:shd w:val="clear" w:color="auto" w:fill="17324D"/>
+          </w:tcPr>
+          <w:p>
+            <w:pPr>
+              <w:spacing w:after="0" w:line="240" w:lineRule="auto"/>
+            </w:pPr>
+            <w:r/>
+            <w:r>
+              <w:rPr>
+                <w:b/>
+                <w:color w:val="FFFFFF"/>
+                <w:sz w:val="16"/>
+              </w:rPr>
+              <w:t>EGP per m2</w:t>
+            </w:r>
+          </w:p>
+        </w:tc>
+        <w:tc>
+          <w:tcPr>
+            <w:tcW w:type="dxa" w:w="907"/>
+            <w:shd w:val="clear" w:color="auto" w:fill="17324D"/>
+          </w:tcPr>
+          <w:p>
+            <w:pPr>
+              <w:spacing w:after="0" w:line="240" w:lineRule="auto"/>
+              <w:jc w:val="right"/>
+            </w:pPr>
+            <w:r/>
+            <w:r>
+              <w:rPr>
+                <w:b/>
+                <w:color w:val="FFFFFF"/>
+                <w:sz w:val="16"/>
+              </w:rPr>
+              <w:t>Launch list</w:t>
+            </w:r>
+          </w:p>
+        </w:tc>
+        <w:tc>
+          <w:tcPr>
+            <w:tcW w:type="dxa" w:w="964"/>
+            <w:shd w:val="clear" w:color="auto" w:fill="17324D"/>
+          </w:tcPr>
+          <w:p>
+            <w:pPr>
+              <w:spacing w:after="0" w:line="240" w:lineRule="auto"/>
+              <w:jc w:val="right"/>
+            </w:pPr>
+            <w:r/>
+            <w:r>
+              <w:rPr>
+                <w:b/>
+                <w:color w:val="FFFFFF"/>
+                <w:sz w:val="16"/>
+              </w:rPr>
+              <w:t>Average realised</w:t>
+            </w:r>
+          </w:p>
+        </w:tc>
+        <w:tc>
+          <w:tcPr>
+            <w:tcW w:type="dxa" w:w="907"/>
+            <w:shd w:val="clear" w:color="auto" w:fill="17324D"/>
+          </w:tcPr>
+          <w:p>
+            <w:pPr>
+              <w:spacing w:after="0" w:line="240" w:lineRule="auto"/>
+              <w:jc w:val="right"/>
+            </w:pPr>
+            <w:r/>
+            <w:r>
+              <w:rPr>
+                <w:b/>
+                <w:color w:val="FFFFFF"/>
+                <w:sz w:val="16"/>
+              </w:rPr>
+              <w:t>Delivery list</w:t>
+            </w:r>
+          </w:p>
+        </w:tc>
+        <w:tc>
+          <w:tcPr>
+            <w:tcW w:type="dxa" w:w="964"/>
+            <w:shd w:val="clear" w:color="auto" w:fill="17324D"/>
+          </w:tcPr>
+          <w:p>
+            <w:pPr>
+              <w:spacing w:after="0" w:line="240" w:lineRule="auto"/>
+              <w:jc w:val="right"/>
+            </w:pPr>
+            <w:r/>
+            <w:r>
+              <w:rPr>
+                <w:b/>
+                <w:color w:val="FFFFFF"/>
+                <w:sz w:val="16"/>
+              </w:rPr>
+              <w:t>Delivery vs launch</w:t>
+            </w:r>
+          </w:p>
+        </w:tc>
+        <w:tc>
+          <w:tcPr>
+            <w:tcW w:type="dxa" w:w="964"/>
+            <w:shd w:val="clear" w:color="auto" w:fill="17324D"/>
+          </w:tcPr>
+          <w:p>
+            <w:pPr>
+              <w:spacing w:after="0" w:line="240" w:lineRule="auto"/>
+              <w:jc w:val="right"/>
+            </w:pPr>
+            <w:r/>
+            <w:r>
+              <w:rPr>
+                <w:b/>
+                <w:color w:val="FFFFFF"/>
+                <w:sz w:val="16"/>
+              </w:rPr>
+              <w:t>Average vs launch</w:t>
+            </w:r>
+          </w:p>
+        </w:tc>
+        <w:tc>
+          <w:tcPr>
+            <w:tcW w:type="dxa" w:w="1361"/>
+            <w:shd w:val="clear" w:color="auto" w:fill="17324D"/>
+          </w:tcPr>
+          <w:p>
+            <w:pPr>
+              <w:spacing w:after="0" w:line="240" w:lineRule="auto"/>
+              <w:jc w:val="right"/>
+            </w:pPr>
+            <w:r/>
+            <w:r>
+              <w:rPr>
+                <w:b/>
+                <w:color w:val="FFFFFF"/>
+                <w:sz w:val="16"/>
+              </w:rPr>
+              <w:t>Today's asking</w:t>
+            </w:r>
+          </w:p>
+        </w:tc>
+        <w:tc>
+          <w:tcPr>
+            <w:tcW w:type="dxa" w:w="1474"/>
+            <w:shd w:val="clear" w:color="auto" w:fill="17324D"/>
+          </w:tcPr>
+          <w:p>
+            <w:pPr>
+              <w:spacing w:after="0" w:line="240" w:lineRule="auto"/>
+              <w:jc w:val="right"/>
+            </w:pPr>
+            <w:r/>
+            <w:r>
+              <w:rPr>
+                <w:b/>
+                <w:color w:val="FFFFFF"/>
+                <w:sz w:val="16"/>
+              </w:rPr>
+              <w:t>Delivery list vs today's asking</w:t>
+            </w:r>
+          </w:p>
+        </w:tc>
+        <w:tc>
+          <w:tcPr>
+            <w:tcW w:type="dxa" w:w="907"/>
+            <w:shd w:val="clear" w:color="auto" w:fill="17324D"/>
+          </w:tcPr>
+          <w:p>
+            <w:pPr>
+              <w:spacing w:after="0" w:line="240" w:lineRule="auto"/>
+              <w:jc w:val="right"/>
+            </w:pPr>
+            <w:r/>
+            <w:r>
+              <w:rPr>
+                <w:b/>
+                <w:color w:val="FFFFFF"/>
+                <w:sz w:val="16"/>
+              </w:rPr>
+              <w:t>Growth a year to handover</w:t>
+            </w:r>
+          </w:p>
+        </w:tc>
+      </w:tr>
+      <w:tr>
+        <w:trPr>
+          <w:cantSplit/>
+        </w:trPr>
+        <w:tc>
+          <w:tcPr>
+            <w:tcW w:type="dxa" w:w="964"/>
+          </w:tcPr>
+          <w:p>
+            <w:pPr>
+              <w:spacing w:after="0" w:line="240" w:lineRule="auto"/>
+            </w:pPr>
+            <w:r/>
+            <w:r>
+              <w:rPr>
+                <w:sz w:val="16"/>
+              </w:rPr>
+              <w:t>Offices</w:t>
+            </w:r>
+          </w:p>
+        </w:tc>
+        <w:tc>
+          <w:tcPr>
+            <w:tcW w:type="dxa" w:w="907"/>
+          </w:tcPr>
+          <w:p>
+            <w:pPr>
+              <w:spacing w:after="0" w:line="240" w:lineRule="auto"/>
+              <w:jc w:val="right"/>
+            </w:pPr>
+            <w:r/>
+            <w:r>
+              <w:rPr>
+                <w:sz w:val="16"/>
+              </w:rPr>
+              <w:t>135,000</w:t>
+            </w:r>
+          </w:p>
+        </w:tc>
+        <w:tc>
+          <w:tcPr>
+            <w:tcW w:type="dxa" w:w="964"/>
+          </w:tcPr>
+          <w:p>
+            <w:pPr>
+              <w:spacing w:after="0" w:line="240" w:lineRule="auto"/>
+              <w:jc w:val="right"/>
+            </w:pPr>
+            <w:r/>
+            <w:r>
+              <w:rPr>
+                <w:sz w:val="16"/>
+              </w:rPr>
+              <w:t>163,125</w:t>
+            </w:r>
+          </w:p>
+        </w:tc>
+        <w:tc>
+          <w:tcPr>
+            <w:tcW w:type="dxa" w:w="907"/>
+          </w:tcPr>
+          <w:p>
+            <w:pPr>
+              <w:spacing w:after="0" w:line="240" w:lineRule="auto"/>
+              <w:jc w:val="right"/>
+            </w:pPr>
+            <w:r/>
+            <w:r>
+              <w:rPr>
+                <w:sz w:val="16"/>
+              </w:rPr>
+              <w:t>200,000</w:t>
+            </w:r>
+          </w:p>
+        </w:tc>
+        <w:tc>
+          <w:tcPr>
+            <w:tcW w:type="dxa" w:w="964"/>
+          </w:tcPr>
+          <w:p>
+            <w:pPr>
+              <w:spacing w:after="0" w:line="240" w:lineRule="auto"/>
+              <w:jc w:val="right"/>
+            </w:pPr>
+            <w:r/>
+            <w:r>
+              <w:rPr>
+                <w:sz w:val="16"/>
+              </w:rPr>
+              <w:t>+48%</w:t>
+            </w:r>
+          </w:p>
+        </w:tc>
+        <w:tc>
+          <w:tcPr>
+            <w:tcW w:type="dxa" w:w="964"/>
+          </w:tcPr>
+          <w:p>
+            <w:pPr>
+              <w:spacing w:after="0" w:line="240" w:lineRule="auto"/>
+              <w:jc w:val="right"/>
+            </w:pPr>
+            <w:r/>
+            <w:r>
+              <w:rPr>
+                <w:sz w:val="16"/>
+              </w:rPr>
+              <w:t>+21%</w:t>
+            </w:r>
+          </w:p>
+        </w:tc>
+        <w:tc>
+          <w:tcPr>
+            <w:tcW w:type="dxa" w:w="1361"/>
+          </w:tcPr>
+          <w:p>
+            <w:pPr>
+              <w:spacing w:after="0" w:line="240" w:lineRule="auto"/>
+              <w:jc w:val="right"/>
+            </w:pPr>
+            <w:r/>
+            <w:r>
+              <w:rPr>
+                <w:sz w:val="16"/>
+              </w:rPr>
+              <w:t>106,000 to 120,000</w:t>
+            </w:r>
+          </w:p>
+        </w:tc>
+        <w:tc>
+          <w:tcPr>
+            <w:tcW w:type="dxa" w:w="1474"/>
+          </w:tcPr>
+          <w:p>
+            <w:pPr>
+              <w:spacing w:after="0" w:line="240" w:lineRule="auto"/>
+              <w:jc w:val="right"/>
+            </w:pPr>
+            <w:r/>
+            <w:r>
+              <w:rPr>
+                <w:sz w:val="16"/>
+              </w:rPr>
+              <w:t>+77% (mid-point 113,000)</w:t>
+            </w:r>
+          </w:p>
+        </w:tc>
+        <w:tc>
+          <w:tcPr>
+            <w:tcW w:type="dxa" w:w="907"/>
+          </w:tcPr>
+          <w:p>
+            <w:pPr>
+              <w:spacing w:after="0" w:line="240" w:lineRule="auto"/>
+              <w:jc w:val="right"/>
+            </w:pPr>
+            <w:r/>
+            <w:r>
+              <w:rPr>
+                <w:sz w:val="16"/>
+              </w:rPr>
+              <w:t>14.7%</w:t>
+            </w:r>
+          </w:p>
+        </w:tc>
+      </w:tr>
+      <w:tr>
+        <w:trPr>
+          <w:cantSplit/>
+        </w:trPr>
+        <w:tc>
+          <w:tcPr>
+            <w:tcW w:type="dxa" w:w="964"/>
+            <w:shd w:val="clear" w:color="auto" w:fill="F2F4F7"/>
+          </w:tcPr>
+          <w:p>
+            <w:pPr>
+              <w:spacing w:after="0" w:line="240" w:lineRule="auto"/>
+            </w:pPr>
+            <w:r/>
+            <w:r>
+              <w:rPr>
+                <w:sz w:val="16"/>
+              </w:rPr>
+              <w:t>Retail</w:t>
+            </w:r>
+          </w:p>
+        </w:tc>
+        <w:tc>
+          <w:tcPr>
+            <w:tcW w:type="dxa" w:w="907"/>
+            <w:shd w:val="clear" w:color="auto" w:fill="F2F4F7"/>
+          </w:tcPr>
+          <w:p>
+            <w:pPr>
+              <w:spacing w:after="0" w:line="240" w:lineRule="auto"/>
+              <w:jc w:val="right"/>
+            </w:pPr>
+            <w:r/>
+            <w:r>
+              <w:rPr>
+                <w:sz w:val="16"/>
+              </w:rPr>
+              <w:t>225,000</w:t>
+            </w:r>
+          </w:p>
+        </w:tc>
+        <w:tc>
+          <w:tcPr>
+            <w:tcW w:type="dxa" w:w="964"/>
+            <w:shd w:val="clear" w:color="auto" w:fill="F2F4F7"/>
+          </w:tcPr>
+          <w:p>
+            <w:pPr>
+              <w:spacing w:after="0" w:line="240" w:lineRule="auto"/>
+              <w:jc w:val="right"/>
+            </w:pPr>
+            <w:r/>
+            <w:r>
+              <w:rPr>
+                <w:sz w:val="16"/>
+              </w:rPr>
+              <w:t>268,125</w:t>
+            </w:r>
+          </w:p>
+        </w:tc>
+        <w:tc>
+          <w:tcPr>
+            <w:tcW w:type="dxa" w:w="907"/>
+            <w:shd w:val="clear" w:color="auto" w:fill="F2F4F7"/>
+          </w:tcPr>
+          <w:p>
+            <w:pPr>
+              <w:spacing w:after="0" w:line="240" w:lineRule="auto"/>
+              <w:jc w:val="right"/>
+            </w:pPr>
+            <w:r/>
+            <w:r>
+              <w:rPr>
+                <w:sz w:val="16"/>
+              </w:rPr>
+              <w:t>300,000</w:t>
+            </w:r>
+          </w:p>
+        </w:tc>
+        <w:tc>
+          <w:tcPr>
+            <w:tcW w:type="dxa" w:w="964"/>
+            <w:shd w:val="clear" w:color="auto" w:fill="F2F4F7"/>
+          </w:tcPr>
+          <w:p>
+            <w:pPr>
+              <w:spacing w:after="0" w:line="240" w:lineRule="auto"/>
+              <w:jc w:val="right"/>
+            </w:pPr>
+            <w:r/>
+            <w:r>
+              <w:rPr>
+                <w:sz w:val="16"/>
+              </w:rPr>
+              <w:t>+33%</w:t>
+            </w:r>
+          </w:p>
+        </w:tc>
+        <w:tc>
+          <w:tcPr>
+            <w:tcW w:type="dxa" w:w="964"/>
+            <w:shd w:val="clear" w:color="auto" w:fill="F2F4F7"/>
+          </w:tcPr>
+          <w:p>
+            <w:pPr>
+              <w:spacing w:after="0" w:line="240" w:lineRule="auto"/>
+              <w:jc w:val="right"/>
+            </w:pPr>
+            <w:r/>
+            <w:r>
+              <w:rPr>
+                <w:sz w:val="16"/>
+              </w:rPr>
+              <w:t>+19%</w:t>
+            </w:r>
+          </w:p>
+        </w:tc>
+        <w:tc>
+          <w:tcPr>
+            <w:tcW w:type="dxa" w:w="1361"/>
+            <w:shd w:val="clear" w:color="auto" w:fill="F2F4F7"/>
+          </w:tcPr>
+          <w:p>
+            <w:pPr>
+              <w:spacing w:after="0" w:line="240" w:lineRule="auto"/>
+              <w:jc w:val="right"/>
+            </w:pPr>
+            <w:r/>
+            <w:r>
+              <w:rPr>
+                <w:sz w:val="16"/>
+              </w:rPr>
+              <w:t>139,000 to 325,000 (listings)</w:t>
+            </w:r>
+          </w:p>
+        </w:tc>
+        <w:tc>
+          <w:tcPr>
+            <w:tcW w:type="dxa" w:w="1474"/>
+            <w:shd w:val="clear" w:color="auto" w:fill="F2F4F7"/>
+          </w:tcPr>
+          <w:p>
+            <w:pPr>
+              <w:spacing w:after="0" w:line="240" w:lineRule="auto"/>
+              <w:jc w:val="right"/>
+            </w:pPr>
+            <w:r/>
+            <w:r>
+              <w:rPr>
+                <w:sz w:val="16"/>
+              </w:rPr>
+              <w:t>Within the listed range</w:t>
+            </w:r>
+          </w:p>
+        </w:tc>
+        <w:tc>
+          <w:tcPr>
+            <w:tcW w:type="dxa" w:w="907"/>
+            <w:shd w:val="clear" w:color="auto" w:fill="F2F4F7"/>
+          </w:tcPr>
+          <w:p>
+            <w:pPr>
+              <w:spacing w:after="0" w:line="240" w:lineRule="auto"/>
+              <w:jc w:val="right"/>
+            </w:pPr>
+            <w:r/>
+            <w:r>
+              <w:rPr>
+                <w:sz w:val="16"/>
+              </w:rPr>
+              <w:t>n/a</w:t>
+            </w:r>
+          </w:p>
+        </w:tc>
+      </w:tr>
+    </w:tbl>
+    <w:p>
+      <w:pPr>
+        <w:spacing w:after="80"/>
+      </w:pPr>
+    </w:p>
+    <w:p>
+      <w:r>
+        <w:rPr>
+          <w:b w:val="0"/>
+          <w:i w:val="0"/>
+        </w:rPr>
+        <w:t>The delivery list is the last list price in the plan and is unchanged to handover (month 48). Measured from launch it is +33% for retail and +48% for offices (43% weighted by the launch tranches), against the 40% to 60% range Jalour expects. Measured from today's office asking prices, the delivery list is +77%, or about 15% a year over 4.2 years if the model timeline starts in December 2026.</w:t>
+      </w:r>
     </w:p>
     <w:p>
       <w:r>
@@ -2581,7 +3177,7 @@
           <w:b w:val="0"/>
           <w:i w:val="0"/>
         </w:rPr>
-        <w:t>Prime Minister Decree 2184 of 2022 requires developers on state-allocated land to hold a separate project bank account and to follow approved timelines before announcing sales (Invest-Gate; Mondaq). Counsel should confirm which rules apply to these plots and to a private placement of this kind, including any requirement for a separate project account. Resale of contracts is common but developer approval and fees are contractual; no specific rule on developer consent to resale was found.</w:t>
+        <w:t>Prime Minister Decree 2184 of 2022 requires developers on state-allocated land to hold a separate project bank account and to follow approved timelines before announcing sales (Invest-Gate; Mondaq). Jalour's position is that this requirement does not apply to these plots; the basis is provided in the data room after the investor signs a non-disclosure agreement. Counsel should confirm which other rules apply to a private placement of this kind. Resale of contracts is common but developer approval and fees are contractual; no specific rule on developer consent to resale was found.</w:t>
       </w:r>
     </w:p>
     <w:p>
@@ -2665,7 +3261,7 @@
           <w:color w:val="17324D"/>
           <w:sz w:val="19"/>
         </w:rPr>
-        <w:t>Table 5: Project facts (source: Jalour financial model)</w:t>
+        <w:t>Table 6: Project facts (source: Jalour financial model)</w:t>
       </w:r>
     </w:p>
     <w:tbl>
@@ -3210,7 +3806,7 @@
           <w:b w:val="0"/>
           <w:i w:val="0"/>
         </w:rPr>
-        <w:t>The model sells offices on a sellable area of 10,129 m2, which is larger than the 8,682 m2 of office built-up area. Jalour is to provide the area schedule that reconciles the two (open item); the investor should require this in due diligence.</w:t>
+        <w:t>The model sells offices on a sellable area of 10,129 m2, which is larger than the 8,682 m2 of office built-up area. The area schedule that reconciles the two is provided after the investor signs a non-disclosure agreement; the investor should require it in due diligence.</w:t>
       </w:r>
     </w:p>
     <w:p>
@@ -3219,7 +3815,7 @@
           <w:b w:val="0"/>
           <w:i w:val="0"/>
         </w:rPr>
-        <w:t>Phasing: sales launch in project month 7, construction starts in month 13 and runs 36 months to handover in month 48. Permits, licences and title status are listed in the Due Diligence Memorandum [status pending from Jalour].</w:t>
+        <w:t>Phasing: sales launch in project month 7, construction starts in month 13 and runs 36 months to handover in month 48. Permits, licences and title status are listed in the Due Diligence Memorandum [available after the investor signs a non-disclosure agreement].</w:t>
       </w:r>
     </w:p>
     <w:p>
@@ -3251,7 +3847,7 @@
           <w:color w:val="17324D"/>
           <w:sz w:val="19"/>
         </w:rPr>
-        <w:t>Table 6: Agreement terms</w:t>
+        <w:t>Table 7: Agreement terms</w:t>
       </w:r>
     </w:p>
     <w:tbl>
@@ -3670,7 +4266,7 @@
           <w:color w:val="17324D"/>
           <w:sz w:val="19"/>
         </w:rPr>
-        <w:t>Table 7: Minimum guarantee schedule</w:t>
+        <w:t>Table 8: Minimum guarantee schedule</w:t>
       </w:r>
     </w:p>
     <w:tbl>
@@ -4158,7 +4754,7 @@
           <w:b w:val="0"/>
           <w:i w:val="0"/>
         </w:rPr>
-        <w:t>Under the structure proposed here Jalour bears the landlord's 35% on the units allocated to the investor: landlord payments are unchanged and the landlord does not waive any share. Consent status: [to be provided by Jalour]. Receipt of consent is a condition precedent to signing.</w:t>
+        <w:t>Under the structure proposed here Jalour bears the landlord's 35% on the units allocated to the investor: landlord payments are unchanged and the landlord does not waive any share. Consent status: [provided after the investor signs a non-disclosure agreement]. Receipt of consent is a condition precedent to signing.</w:t>
       </w:r>
     </w:p>
     <w:p>
@@ -4189,7 +4785,7 @@
           <w:color w:val="17324D"/>
           <w:sz w:val="19"/>
         </w:rPr>
-        <w:t>Table 8: Sponsor information pending</w:t>
+        <w:t>Table 9: Sponsor information pending</w:t>
       </w:r>
     </w:p>
     <w:tbl>
@@ -4297,7 +4893,7 @@
               <w:rPr>
                 <w:sz w:val="19"/>
               </w:rPr>
-              <w:t>[To be provided by Jalour]</w:t>
+              <w:t>[Provided after the investor signs a non-disclosure agreement]</w:t>
             </w:r>
           </w:p>
         </w:tc>
@@ -4338,7 +4934,7 @@
               <w:rPr>
                 <w:sz w:val="19"/>
               </w:rPr>
-              <w:t>[To be provided by Jalour]</w:t>
+              <w:t>[Provided after the investor signs a non-disclosure agreement]</w:t>
             </w:r>
           </w:p>
         </w:tc>
@@ -4377,7 +4973,7 @@
               <w:rPr>
                 <w:sz w:val="19"/>
               </w:rPr>
-              <w:t>[To be provided by Jalour]</w:t>
+              <w:t>[Provided after the investor signs a non-disclosure agreement]</w:t>
             </w:r>
           </w:p>
         </w:tc>
@@ -4418,7 +5014,7 @@
               <w:rPr>
                 <w:sz w:val="19"/>
               </w:rPr>
-              <w:t>[To be provided by Jalour]</w:t>
+              <w:t>[Provided after the investor signs a non-disclosure agreement]</w:t>
             </w:r>
           </w:p>
         </w:tc>
@@ -4457,7 +5053,7 @@
               <w:rPr>
                 <w:sz w:val="19"/>
               </w:rPr>
-              <w:t>[To be provided by Jalour]</w:t>
+              <w:t>[Provided after the investor signs a non-disclosure agreement]</w:t>
             </w:r>
           </w:p>
         </w:tc>
@@ -4474,7 +5070,7 @@
           <w:b w:val="0"/>
           <w:i w:val="0"/>
         </w:rPr>
-        <w:t>Jalour intends to fund project funding gaps, including those caused by timing differences in collections, from sponsor equity or other capital sources it procures. The form, amount and conditions of that undertaking are to be documented. It is a commitment to fund the project, not a guarantee of the investor's return.</w:t>
+        <w:t>Jalour has stated that it will cover project funding gaps, including those caused by timing differences in collections, from its cash reserves and from cash generated by other projects it is constructing. The form, amount and conditions of that undertaking are to be documented. It is a commitment to fund the project, not a guarantee of the investor's return. Jalour's capacity therefore rests on its own cash reserves and on distributions from those other projects, which are subject to those projects' own agreements and progress and are not held for this project. Jalour's audited accounts and track record are provided after the investor signs a non-disclosure agreement.</w:t>
       </w:r>
     </w:p>
     <w:p>
@@ -4497,7 +5093,7 @@
           <w:color w:val="17324D"/>
           <w:sz w:val="19"/>
         </w:rPr>
-        <w:t>Table 9: Key assumptions</w:t>
+        <w:t>Table 10: Key assumptions</w:t>
       </w:r>
     </w:p>
     <w:tbl>
@@ -4839,7 +5435,7 @@
               <w:rPr>
                 <w:sz w:val="18"/>
               </w:rPr>
-              <w:t>Final list prices</w:t>
+              <w:t>Delivery list prices</w:t>
             </w:r>
           </w:p>
         </w:tc>
@@ -5258,7 +5854,7 @@
           <w:color w:val="17324D"/>
           <w:sz w:val="19"/>
         </w:rPr>
-        <w:t>Table 10: Sales plan by tranche (80% of units)</w:t>
+        <w:t>Table 11: Sales plan by tranche (80% of units)</w:t>
       </w:r>
     </w:p>
     <w:tbl>
@@ -6487,7 +7083,7 @@
           <w:color w:val="17324D"/>
           <w:sz w:val="19"/>
         </w:rPr>
-        <w:t>Table 11: Annual cash flow, EGP million (years 1 to 11; year 1 = months 1 to 12)</w:t>
+        <w:t>Table 12: Annual cash flow, EGP million (years 1 to 11; year 1 = months 1 to 12)</w:t>
       </w:r>
     </w:p>
     <w:tbl>
@@ -8130,7 +8726,7 @@
           <w:color w:val="17324D"/>
           <w:sz w:val="19"/>
         </w:rPr>
-        <w:t>Table 12: Cost model</w:t>
+        <w:t>Table 13: Cost model</w:t>
       </w:r>
     </w:p>
     <w:tbl>
@@ -8532,7 +9128,7 @@
           <w:color w:val="17324D"/>
           <w:sz w:val="19"/>
         </w:rPr>
-        <w:t>Table 13: Uses</w:t>
+        <w:t>Table 14: Uses</w:t>
       </w:r>
     </w:p>
     <w:tbl>
@@ -8790,7 +9386,7 @@
           <w:color w:val="17324D"/>
           <w:sz w:val="19"/>
         </w:rPr>
-        <w:t>Table 14: Sources</w:t>
+        <w:t>Table 15: Sources</w:t>
       </w:r>
     </w:p>
     <w:tbl>
@@ -9169,7 +9765,7 @@
           <w:color w:val="17324D"/>
           <w:sz w:val="19"/>
         </w:rPr>
-        <w:t>Table 15: Project cash position by case, before any investor instrument</w:t>
+        <w:t>Table 16: Project cash position by case, before any investor instrument</w:t>
       </w:r>
     </w:p>
     <w:tbl>
@@ -9693,7 +10289,7 @@
           <w:b w:val="0"/>
           <w:i w:val="0"/>
         </w:rPr>
-        <w:t>Jalour will fund the gap between project cash and the cases above from sponsor equity or other capital sources it procures; it does not expect the investor to fund it. The investor should note that in the downside and combined cases the funding need is several times the ticket and depends on Jalour's capacity to provide it.</w:t>
+        <w:t>Jalour will fund the gap between project cash and the cases above from its cash reserves and from cash generated by other projects it is constructing; it does not expect the investor to fund it. The investor should note that in the downside and combined cases the funding need is several times the ticket and depends on Jalour's capacity to provide it.</w:t>
       </w:r>
     </w:p>
     <w:p>
@@ -9724,7 +10320,7 @@
           <w:color w:val="17324D"/>
           <w:sz w:val="19"/>
         </w:rPr>
-        <w:t>Table 16: Option A terms</w:t>
+        <w:t>Table 17: Option A terms</w:t>
       </w:r>
     </w:p>
     <w:tbl>
@@ -9939,7 +10535,7 @@
                 <w:b/>
                 <w:sz w:val="19"/>
               </w:rPr>
-              <w:t>Value at final list</w:t>
+              <w:t>Value at delivery list</w:t>
             </w:r>
           </w:p>
         </w:tc>
@@ -10160,7 +10756,7 @@
           <w:color w:val="17324D"/>
           <w:sz w:val="19"/>
         </w:rPr>
-        <w:t>Table 17: Option B terms</w:t>
+        <w:t>Table 18: Option B terms</w:t>
       </w:r>
     </w:p>
     <w:tbl>
@@ -10497,7 +11093,7 @@
           <w:color w:val="17324D"/>
           <w:sz w:val="19"/>
         </w:rPr>
-        <w:t>Table 18: Option B payment schedule</w:t>
+        <w:t>Table 19: Option B payment schedule</w:t>
       </w:r>
     </w:p>
     <w:tbl>
@@ -11617,7 +12213,7 @@
           <w:color w:val="17324D"/>
           <w:sz w:val="19"/>
         </w:rPr>
-        <w:t>Table 19: Option A investor returns</w:t>
+        <w:t>Table 20: Option A investor returns</w:t>
       </w:r>
     </w:p>
     <w:tbl>
@@ -11769,7 +12365,7 @@
               <w:rPr>
                 <w:sz w:val="19"/>
               </w:rPr>
-              <w:t>Resale at final list price; 3% cost</w:t>
+              <w:t>Resale at delivery list price; 3% cost</w:t>
             </w:r>
           </w:p>
         </w:tc>
@@ -12209,7 +12805,7 @@
           <w:b w:val="0"/>
           <w:i w:val="0"/>
         </w:rPr>
-        <w:t>Break-even: the units can fall to 36% of the final list price before the investor loses money on the ticket. The base case relies on list prices rising by 33% (retail) and 48% (offices); with no appreciation the units return 1.94x.</w:t>
+        <w:t>Break-even: the units can fall to 36% of the delivery list price before the investor loses money on the ticket. The base case relies on list prices rising by 33% (retail) and 48% (offices); with no appreciation the units return 1.94x.</w:t>
       </w:r>
     </w:p>
     <w:p>
@@ -12223,7 +12819,7 @@
           <w:color w:val="17324D"/>
           <w:sz w:val="19"/>
         </w:rPr>
-        <w:t>Table 20: Sensitivity to the face multiple</w:t>
+        <w:t>Table 21: Sensitivity to the face multiple</w:t>
       </w:r>
     </w:p>
     <w:tbl>
@@ -12832,7 +13428,7 @@
           <w:color w:val="17324D"/>
           <w:sz w:val="19"/>
         </w:rPr>
-        <w:t>Table 21: Option B (fixed instalments)</w:t>
+        <w:t>Table 22: Option B (fixed instalments)</w:t>
       </w:r>
     </w:p>
     <w:tbl>
@@ -13393,7 +13989,7 @@
           <w:color w:val="17324D"/>
           <w:sz w:val="19"/>
         </w:rPr>
-        <w:t>Table 22: Payout coverage, base case</w:t>
+        <w:t>Table 23: Payout coverage, base case</w:t>
       </w:r>
     </w:p>
     <w:tbl>
@@ -14726,7 +15322,7 @@
           <w:color w:val="17324D"/>
           <w:sz w:val="19"/>
         </w:rPr>
-        <w:t>Table 23: Option B structures compared</w:t>
+        <w:t>Table 24: Option B structures compared</w:t>
       </w:r>
     </w:p>
     <w:tbl>
@@ -15188,7 +15784,7 @@
           <w:color w:val="17324D"/>
           <w:sz w:val="19"/>
         </w:rPr>
-        <w:t>Table 24: Project sensitivities (Jalour net cash flow before any investor instrument)</w:t>
+        <w:t>Table 25: Project sensitivities (Jalour net cash flow before any investor instrument)</w:t>
       </w:r>
     </w:p>
     <w:tbl>
@@ -16506,7 +17102,7 @@
           <w:color w:val="17324D"/>
           <w:sz w:val="19"/>
         </w:rPr>
-        <w:t>Table 25: Security and protections</w:t>
+        <w:t>Table 26: Security and protections</w:t>
       </w:r>
     </w:p>
     <w:tbl>
@@ -17232,7 +17828,7 @@
           <w:color w:val="17324D"/>
           <w:sz w:val="19"/>
         </w:rPr>
-        <w:t>Table 26: Early assignment of the contract at month 27 (units valued at face, 3% cost)</w:t>
+        <w:t>Table 27: Early assignment of the contract at month 27 (units valued at face, 3% cost)</w:t>
       </w:r>
     </w:p>
     <w:tbl>
@@ -17744,7 +18340,7 @@
           <w:b w:val="0"/>
           <w:i w:val="0"/>
         </w:rPr>
-        <w:t>Rules on off-plan sales on state-linked land (including Decree 2184 of 2022), on assignment of contracts, on private placements and on foreign ownership may affect structure, timing or cost. Mitigant: counsel review before signing.</w:t>
+        <w:t>Rules on off-plan sales (Jalour's position is that the state-land rules in Decree 2184 of 2022 do not apply to these plots), on assignment of contracts, on private placements and on foreign ownership may affect structure, timing or cost. Mitigant: counsel review before signing.</w:t>
       </w:r>
     </w:p>
     <w:p>
@@ -17897,7 +18493,7 @@
           <w:b w:val="0"/>
           <w:i w:val="0"/>
         </w:rPr>
-        <w:t>Whether a separate project bank account is required for these plots under the rules for developers on state-linked land.</w:t>
+        <w:t>The basis on which the separate project-account rule for developers on state-allocated land does not apply to these plots (Jalour's position).</w:t>
       </w:r>
     </w:p>
     <w:p>
@@ -17980,7 +18576,7 @@
           <w:color w:val="17324D"/>
           <w:sz w:val="19"/>
         </w:rPr>
-        <w:t>Table 27: Definitions</w:t>
+        <w:t>Table 28: Definitions</w:t>
       </w:r>
     </w:p>
     <w:tbl>
@@ -18374,7 +18970,7 @@
           <w:color w:val="17324D"/>
           <w:sz w:val="19"/>
         </w:rPr>
-        <w:t>Table 28: Key figures and annex locations</w:t>
+        <w:t>Table 29: Key figures and annex locations</w:t>
       </w:r>
     </w:p>
     <w:tbl>
@@ -19047,7 +19643,7 @@
           <w:color w:val="17324D"/>
           <w:sz w:val="19"/>
         </w:rPr>
-        <w:t>Table 29: Market sources (reported; not independently verified)</w:t>
+        <w:t>Table 30: Market sources (reported; not independently verified)</w:t>
       </w:r>
     </w:p>
     <w:tbl>

--- a/output/GS_100M/Investment_Memo.docx
+++ b/output/GS_100M/Investment_Memo.docx
@@ -88,6 +88,20 @@
     </w:p>
     <w:p>
       <w:pPr>
+        <w:spacing w:after="160"/>
+      </w:pPr>
+      <w:r>
+        <w:rPr>
+          <w:b/>
+          <w:i w:val="0"/>
+          <w:color w:val="B8893B"/>
+          <w:sz w:val="19"/>
+        </w:rPr>
+        <w:t>ALL INFORMATION IN THIS DOCUMENT IS CONFIDENTIAL AND SUBJECT TO THE NON-DISCLOSURE AGREEMENT.</w:t>
+      </w:r>
+    </w:p>
+    <w:p>
+      <w:pPr>
         <w:spacing w:after="40"/>
       </w:pPr>
       <w:r>
@@ -118,6 +132,50 @@
       <w:r>
         <w:t>Important notice</w:t>
       </w:r>
+    </w:p>
+    <w:tbl>
+      <w:tblPr>
+        <w:tblW w:type="auto" w:w="0"/>
+        <w:jc w:val="center"/>
+        <w:tblLayout w:type="fixed"/>
+        <w:tblCellMar>
+          <w:top w:w="100" w:type="dxa"/>
+          <w:left w:w="160" w:type="dxa"/>
+          <w:bottom w:w="100" w:type="dxa"/>
+          <w:right w:w="160" w:type="dxa"/>
+        </w:tblCellMar>
+        <w:tblLook w:firstColumn="1" w:firstRow="1" w:lastColumn="0" w:lastRow="0" w:noHBand="0" w:noVBand="1" w:val="04A0"/>
+      </w:tblPr>
+      <w:tblGrid>
+        <w:gridCol w:w="9298"/>
+      </w:tblGrid>
+      <w:tr>
+        <w:tc>
+          <w:tcPr>
+            <w:tcW w:type="dxa" w:w="9298"/>
+            <w:shd w:val="clear" w:color="auto" w:fill="FBF3E4"/>
+          </w:tcPr>
+          <w:p>
+            <w:pPr>
+              <w:spacing w:after="0"/>
+            </w:pPr>
+            <w:r/>
+            <w:r>
+              <w:rPr>
+                <w:b/>
+                <w:i w:val="0"/>
+                <w:sz w:val="20"/>
+              </w:rPr>
+              <w:t>ALL INFORMATION IN THIS DOCUMENT, IN THE OTHER DOCUMENTS OF THIS PACK AND IN THE DATA ROOM IS CONFIDENTIAL. It is provided only under the non-disclosure agreement between the recipient and Jalour, and must not be disclosed, copied, forwarded or used for any other purpose.</w:t>
+            </w:r>
+          </w:p>
+        </w:tc>
+      </w:tr>
+    </w:tbl>
+    <w:p>
+      <w:pPr>
+        <w:spacing w:after="80"/>
+      </w:pPr>
     </w:p>
     <w:p>
       <w:r>

--- a/output/GS_100M/Investment_Memo.docx
+++ b/output/GS_100M/Investment_Memo.docx
@@ -617,7 +617,7 @@
           <w:b w:val="0"/>
           <w:i w:val="0"/>
         </w:rPr>
-        <w:t xml:space="preserve"> EGP 230 million (2.3x the ticket) in 12 equal quarterly instalments of EGP 19.17 million after a 24-month grace period, from month 30 to month 63. Projected investor IRR 26.5%, contractual if Jalour pays.</w:t>
+        <w:t xml:space="preserve"> EGP 230 million (2.3x the ticket) in 12 equal quarterly instalments of EGP 19.17 million after a 24-month grace period, from month 24 to month 57. Projected investor IRR 26.5%, contractual if Jalour pays.</w:t>
       </w:r>
     </w:p>
     <w:p>
@@ -764,7 +764,7 @@
               <w:rPr>
                 <w:sz w:val="19"/>
               </w:rPr>
-              <w:t>Modelled peak cumulative cash shortage (month 6)</w:t>
+              <w:t>Modelled peak cumulative cash shortage (month 0)</w:t>
             </w:r>
           </w:p>
         </w:tc>
@@ -846,7 +846,7 @@
               <w:rPr>
                 <w:sz w:val="19"/>
               </w:rPr>
-              <w:t>Total sales at 80% of units (sales plan)</w:t>
+              <w:t>Total sales in the sales plan</w:t>
             </w:r>
           </w:p>
         </w:tc>
@@ -947,7 +947,7 @@
               <w:rPr>
                 <w:sz w:val="19"/>
               </w:rPr>
-              <w:t>215.3</w:t>
+              <w:t>229.9</w:t>
             </w:r>
           </w:p>
         </w:tc>
@@ -987,7 +987,7 @@
               <w:rPr>
                 <w:sz w:val="19"/>
               </w:rPr>
-              <w:t>48</w:t>
+              <w:t>42</w:t>
             </w:r>
           </w:p>
         </w:tc>
@@ -1149,7 +1149,7 @@
           <w:b w:val="0"/>
           <w:i w:val="0"/>
         </w:rPr>
-        <w:t xml:space="preserve"> Net project cash flow is negative in the construction peak (months 39 to 48, inside the payout window), so quarter-by-quarter coverage of instalments is below 1.5x in 9 of 12 quarters. Pooled cash including the ticket covers every instalment at least 3.0x in the base case (section 13).</w:t>
+        <w:t xml:space="preserve"> Net project cash flow is negative in the construction peak (months 33 to 42, inside the payout window), so quarter-by-quarter coverage of instalments is below 1.5x in 9 of 12 quarters. Pooled cash including the ticket covers every instalment at least 3.0x in the base case (section 13).</w:t>
       </w:r>
     </w:p>
     <w:p>
@@ -1654,7 +1654,7 @@
           <w:b w:val="0"/>
           <w:i w:val="0"/>
         </w:rPr>
-        <w:t>Funding in cash into the project company, expected for project month 3 (the month the landlord down payment falls due in the model).</w:t>
+        <w:t>Funding in cash into the project company, expected for project month -3 (the month the landlord down payment falls due in the model).</w:t>
       </w:r>
     </w:p>
     <w:p>
@@ -1933,7 +1933,7 @@
               <w:rPr>
                 <w:sz w:val="19"/>
               </w:rPr>
-              <w:t>Project funding peaks at EGP 102.5 million in the base case and the project generates EGP 375 million of net cash flow before the value of retained units.</w:t>
+              <w:t>Project funding peaks at EGP 102.5 million in the base case and the project generates EGP 375 million of net cash flow.</w:t>
             </w:r>
           </w:p>
         </w:tc>
@@ -2000,15 +2000,6 @@
       <w:pPr>
         <w:spacing w:after="80"/>
       </w:pPr>
-    </w:p>
-    <w:p>
-      <w:r>
-        <w:rPr>
-          <w:b w:val="0"/>
-          <w:i w:val="0"/>
-        </w:rPr>
-        <w:t>Jalour retains 20% of the units. They sit outside the sales plan, outside the cash flows shown here, and outside this offering.</w:t>
-      </w:r>
     </w:p>
     <w:p>
       <w:pPr>
@@ -3149,7 +3140,7 @@
           <w:b w:val="0"/>
           <w:i w:val="0"/>
         </w:rPr>
-        <w:t>The delivery list is the last list price in the plan and is unchanged to handover (month 48). Measured from launch it is +33% for retail and +48% for offices (43% weighted by the launch tranches), against the 40% to 60% range Jalour expects. Measured from today's office asking prices, the delivery list is +77%, or about 15% a year over 4.2 years if the model timeline starts in December 2026.</w:t>
+        <w:t>The delivery list is the last list price in the plan and is unchanged to handover (month 42). Measured from launch it is +33% for retail and +48% for offices (43% weighted by the launch tranches), against the 40% to 60% range Jalour expects. Measured from today's office asking prices, the delivery list is +77%, or about 15% a year over 4.2 years measured from today (assumed to be December 2026).</w:t>
       </w:r>
     </w:p>
     <w:p>
@@ -3716,7 +3707,7 @@
               <w:rPr>
                 <w:sz w:val="19"/>
               </w:rPr>
-              <w:t>Project month 7</w:t>
+              <w:t>Project month 1</w:t>
             </w:r>
           </w:p>
         </w:tc>
@@ -3756,7 +3747,7 @@
               <w:rPr>
                 <w:sz w:val="19"/>
               </w:rPr>
-              <w:t>Months 13 to 48 (36 months)</w:t>
+              <w:t>Months 7 to 42 (36 months)</w:t>
             </w:r>
           </w:p>
         </w:tc>
@@ -3798,47 +3789,7 @@
               <w:rPr>
                 <w:sz w:val="19"/>
               </w:rPr>
-              <w:t>Project month 48</w:t>
-            </w:r>
-          </w:p>
-        </w:tc>
-      </w:tr>
-      <w:tr>
-        <w:trPr>
-          <w:cantSplit/>
-        </w:trPr>
-        <w:tc>
-          <w:tcPr>
-            <w:tcW w:type="dxa" w:w="3402"/>
-          </w:tcPr>
-          <w:p>
-            <w:pPr>
-              <w:spacing w:after="0" w:line="240" w:lineRule="auto"/>
-            </w:pPr>
-            <w:r/>
-            <w:r>
-              <w:rPr>
-                <w:b/>
-                <w:sz w:val="19"/>
-              </w:rPr>
-              <w:t>Retained by Jalour</w:t>
-            </w:r>
-          </w:p>
-        </w:tc>
-        <w:tc>
-          <w:tcPr>
-            <w:tcW w:type="dxa" w:w="5839"/>
-          </w:tcPr>
-          <w:p>
-            <w:pPr>
-              <w:spacing w:after="0" w:line="240" w:lineRule="auto"/>
-            </w:pPr>
-            <w:r/>
-            <w:r>
-              <w:rPr>
-                <w:sz w:val="19"/>
-              </w:rPr>
-              <w:t>20% of units (not offered, not in the cash flows)</w:t>
+              <w:t>Project month 42</w:t>
             </w:r>
           </w:p>
         </w:tc>
@@ -3873,7 +3824,7 @@
           <w:b w:val="0"/>
           <w:i w:val="0"/>
         </w:rPr>
-        <w:t>Phasing: sales launch in project month 7, construction starts in month 13 and runs 36 months to handover in month 48. Permits, licences and title status are listed in the Due Diligence Memorandum [available after the investor signs a non-disclosure agreement].</w:t>
+        <w:t>Phasing: sales launch in project month 1, construction starts in month 7 and runs 36 months to handover in month 42. Permits, licences and title status are listed in the Due Diligence Memorandum [available after the investor signs a non-disclosure agreement].</w:t>
       </w:r>
     </w:p>
     <w:p>
@@ -4302,7 +4253,7 @@
               <w:rPr>
                 <w:sz w:val="19"/>
               </w:rPr>
-              <w:t>Month 48</w:t>
+              <w:t>Month 42</w:t>
             </w:r>
           </w:p>
         </w:tc>
@@ -4731,7 +4682,7 @@
           <w:b w:val="0"/>
           <w:i w:val="0"/>
         </w:rPr>
-        <w:t>In the plan the landlord receives EGP 986 million in total, equal to 35% of the value of all units at modelled prices, including the 20% retained by Jalour. EGP 186 million of that is the excess over the guarantee, settled from year 8. Jalour pays the landlord share on the retained units in cash and keeps those units.</w:t>
+        <w:t>In the plan the landlord receives EGP 986 million in total, calculated on the full project sales value of EGP 2,816 million at modelled prices. EGP 186 million of that is the excess over the guarantee, settled from year 8.</w:t>
       </w:r>
     </w:p>
     <w:p>
@@ -5338,7 +5289,7 @@
               <w:rPr>
                 <w:sz w:val="18"/>
               </w:rPr>
-              <w:t>80% of units sold; 20% retained</w:t>
+              <w:t>EGP 2,253 million over the sales window</w:t>
             </w:r>
           </w:p>
         </w:tc>
@@ -5395,7 +5346,7 @@
               <w:rPr>
                 <w:sz w:val="18"/>
               </w:rPr>
-              <w:t>Months 7 to 36</w:t>
+              <w:t>Months 1 to 30</w:t>
             </w:r>
           </w:p>
         </w:tc>
@@ -5855,7 +5806,7 @@
               <w:rPr>
                 <w:sz w:val="18"/>
               </w:rPr>
-              <w:t>Month 1 is the start of the model; investor funds in month 3</w:t>
+              <w:t>Month 1 is the sales launch of the project; the investor funds in month -3, when the landlord down payment falls due</w:t>
             </w:r>
           </w:p>
         </w:tc>
@@ -5889,7 +5840,7 @@
           <w:b w:val="0"/>
           <w:i w:val="0"/>
         </w:rPr>
-        <w:t>The model is quarterly, in EGP million. Net cash flow equals collections less landlord payments, construction, commission and SG&amp;A. It excludes the retained units, any financing costs and taxes, and any cost escalation.</w:t>
+        <w:t>The model is quarterly, in EGP million. Net cash flow equals collections less landlord payments, construction, commission and SG&amp;A. It excludes any financing costs and taxes, and any cost escalation.</w:t>
       </w:r>
     </w:p>
     <w:p>
@@ -5912,7 +5863,7 @@
           <w:color w:val="17324D"/>
           <w:sz w:val="19"/>
         </w:rPr>
-        <w:t>Table 11: Sales plan by tranche (80% of units)</w:t>
+        <w:t>Table 11: Sales plan by tranche</w:t>
       </w:r>
     </w:p>
     <w:tbl>
@@ -6070,7 +6021,7 @@
               <w:rPr>
                 <w:sz w:val="18"/>
               </w:rPr>
-              <w:t>Month 9</w:t>
+              <w:t>Month 3</w:t>
             </w:r>
           </w:p>
         </w:tc>
@@ -6165,7 +6116,7 @@
               <w:rPr>
                 <w:sz w:val="18"/>
               </w:rPr>
-              <w:t>Month 12</w:t>
+              <w:t>Month 6</w:t>
             </w:r>
           </w:p>
         </w:tc>
@@ -6263,7 +6214,7 @@
               <w:rPr>
                 <w:sz w:val="18"/>
               </w:rPr>
-              <w:t>Month 15</w:t>
+              <w:t>Month 9</w:t>
             </w:r>
           </w:p>
         </w:tc>
@@ -6358,7 +6309,7 @@
               <w:rPr>
                 <w:sz w:val="18"/>
               </w:rPr>
-              <w:t>Month 18</w:t>
+              <w:t>Month 12</w:t>
             </w:r>
           </w:p>
         </w:tc>
@@ -6456,7 +6407,7 @@
               <w:rPr>
                 <w:sz w:val="18"/>
               </w:rPr>
-              <w:t>Month 21</w:t>
+              <w:t>Month 15</w:t>
             </w:r>
           </w:p>
         </w:tc>
@@ -6551,7 +6502,7 @@
               <w:rPr>
                 <w:sz w:val="18"/>
               </w:rPr>
-              <w:t>Month 24</w:t>
+              <w:t>Month 18</w:t>
             </w:r>
           </w:p>
         </w:tc>
@@ -6649,7 +6600,7 @@
               <w:rPr>
                 <w:sz w:val="18"/>
               </w:rPr>
-              <w:t>Month 27</w:t>
+              <w:t>Month 21</w:t>
             </w:r>
           </w:p>
         </w:tc>
@@ -6744,7 +6695,7 @@
               <w:rPr>
                 <w:sz w:val="18"/>
               </w:rPr>
-              <w:t>Month 30</w:t>
+              <w:t>Month 24</w:t>
             </w:r>
           </w:p>
         </w:tc>
@@ -6842,7 +6793,7 @@
               <w:rPr>
                 <w:sz w:val="18"/>
               </w:rPr>
-              <w:t>Month 33</w:t>
+              <w:t>Month 27</w:t>
             </w:r>
           </w:p>
         </w:tc>
@@ -6937,7 +6888,7 @@
               <w:rPr>
                 <w:sz w:val="18"/>
               </w:rPr>
-              <w:t>Month 36</w:t>
+              <w:t>Month 30</w:t>
             </w:r>
           </w:p>
         </w:tc>
@@ -7127,7 +7078,7 @@
           <w:b w:val="0"/>
           <w:i w:val="0"/>
         </w:rPr>
-        <w:t>Total sales at 100% of units are EGP 2,816 million at modelled prices; the plan sells 80%, EGP 2,253 million. The first two tranches (months 9 and 12) carry the launch list and total EGP 606 million; Option A units come from these.</w:t>
+        <w:t>The sales plan totals EGP 2,253 million at modelled prices; the landlord share is calculated on the full project sales value of EGP 2,816 million. The first two tranches (months 3 and 6) carry the launch list and total EGP 606 million; Option A units come from these.</w:t>
       </w:r>
     </w:p>
     <w:p>
@@ -7141,7 +7092,7 @@
           <w:color w:val="17324D"/>
           <w:sz w:val="19"/>
         </w:rPr>
-        <w:t>Table 12: Annual cash flow, EGP million (years 1 to 11; year 1 = months 1 to 12)</w:t>
+        <w:t>Table 12: Annual cash flow, EGP million (year 1 = months 1 to 12)</w:t>
       </w:r>
     </w:p>
     <w:tbl>
@@ -7321,7 +7272,7 @@
               <w:rPr>
                 <w:sz w:val="18"/>
               </w:rPr>
-              <w:t>Year 1</w:t>
+              <w:t>Before month 1</w:t>
             </w:r>
           </w:p>
         </w:tc>
@@ -7339,7 +7290,7 @@
               <w:rPr>
                 <w:sz w:val="18"/>
               </w:rPr>
-              <w:t>45.4</w:t>
+              <w:t>0.0</w:t>
             </w:r>
           </w:p>
         </w:tc>
@@ -7357,7 +7308,7 @@
               <w:rPr>
                 <w:sz w:val="18"/>
               </w:rPr>
-              <w:t>-125.0</w:t>
+              <w:t>-102.5</w:t>
             </w:r>
           </w:p>
         </w:tc>
@@ -7375,7 +7326,7 @@
               <w:rPr>
                 <w:sz w:val="18"/>
               </w:rPr>
-              <w:t>-0.0</w:t>
+              <w:t>0.0</w:t>
             </w:r>
           </w:p>
         </w:tc>
@@ -7393,7 +7344,7 @@
               <w:rPr>
                 <w:sz w:val="18"/>
               </w:rPr>
-              <w:t>-79.6</w:t>
+              <w:t>-102.5</w:t>
             </w:r>
           </w:p>
         </w:tc>
@@ -7411,7 +7362,7 @@
               <w:rPr>
                 <w:sz w:val="18"/>
               </w:rPr>
-              <w:t>-79.6</w:t>
+              <w:t>-102.5</w:t>
             </w:r>
           </w:p>
         </w:tc>
@@ -7434,7 +7385,7 @@
               <w:rPr>
                 <w:sz w:val="18"/>
               </w:rPr>
-              <w:t>Year 2</w:t>
+              <w:t>Year 1</w:t>
             </w:r>
           </w:p>
         </w:tc>
@@ -7453,7 +7404,7 @@
               <w:rPr>
                 <w:sz w:val="18"/>
               </w:rPr>
-              <w:t>235.1</w:t>
+              <w:t>154.7</w:t>
             </w:r>
           </w:p>
         </w:tc>
@@ -7472,7 +7423,7 @@
               <w:rPr>
                 <w:sz w:val="18"/>
               </w:rPr>
-              <w:t>-90.0</w:t>
+              <w:t>-67.5</w:t>
             </w:r>
           </w:p>
         </w:tc>
@@ -7491,7 +7442,7 @@
               <w:rPr>
                 <w:sz w:val="18"/>
               </w:rPr>
-              <w:t>-153.9</w:t>
+              <w:t>-53.4</w:t>
             </w:r>
           </w:p>
         </w:tc>
@@ -7510,7 +7461,7 @@
               <w:rPr>
                 <w:sz w:val="18"/>
               </w:rPr>
-              <w:t>-8.8</w:t>
+              <w:t>33.8</w:t>
             </w:r>
           </w:p>
         </w:tc>
@@ -7529,7 +7480,7 @@
               <w:rPr>
                 <w:sz w:val="18"/>
               </w:rPr>
-              <w:t>-88.4</w:t>
+              <w:t>-68.7</w:t>
             </w:r>
           </w:p>
         </w:tc>
@@ -7551,7 +7502,7 @@
               <w:rPr>
                 <w:sz w:val="18"/>
               </w:rPr>
-              <w:t>Year 3</w:t>
+              <w:t>Year 2</w:t>
             </w:r>
           </w:p>
         </w:tc>
@@ -7569,7 +7520,7 @@
               <w:rPr>
                 <w:sz w:val="18"/>
               </w:rPr>
-              <w:t>937.7</w:t>
+              <w:t>701.4</w:t>
             </w:r>
           </w:p>
         </w:tc>
@@ -7587,7 +7538,7 @@
               <w:rPr>
                 <w:sz w:val="18"/>
               </w:rPr>
-              <w:t>-135.0</w:t>
+              <w:t>-112.5</w:t>
             </w:r>
           </w:p>
         </w:tc>
@@ -7605,7 +7556,7 @@
               <w:rPr>
                 <w:sz w:val="18"/>
               </w:rPr>
-              <w:t>-105.9</w:t>
+              <w:t>-180.3</w:t>
             </w:r>
           </w:p>
         </w:tc>
@@ -7623,7 +7574,7 @@
               <w:rPr>
                 <w:sz w:val="18"/>
               </w:rPr>
-              <w:t>696.8</w:t>
+              <w:t>408.6</w:t>
             </w:r>
           </w:p>
         </w:tc>
@@ -7641,7 +7592,7 @@
               <w:rPr>
                 <w:sz w:val="18"/>
               </w:rPr>
-              <w:t>608.4</w:t>
+              <w:t>339.9</w:t>
             </w:r>
           </w:p>
         </w:tc>
@@ -7664,7 +7615,7 @@
               <w:rPr>
                 <w:sz w:val="18"/>
               </w:rPr>
-              <w:t>Year 4</w:t>
+              <w:t>Year 3</w:t>
             </w:r>
           </w:p>
         </w:tc>
@@ -7683,7 +7634,7 @@
               <w:rPr>
                 <w:sz w:val="18"/>
               </w:rPr>
-              <w:t>308.0</w:t>
+              <w:t>530.7</w:t>
             </w:r>
           </w:p>
         </w:tc>
@@ -7702,7 +7653,7 @@
               <w:rPr>
                 <w:sz w:val="18"/>
               </w:rPr>
-              <w:t>-180.0</w:t>
+              <w:t>-157.5</w:t>
             </w:r>
           </w:p>
         </w:tc>
@@ -7721,7 +7672,7 @@
               <w:rPr>
                 <w:sz w:val="18"/>
               </w:rPr>
-              <w:t>-632.0</w:t>
+              <w:t>-319.1</w:t>
             </w:r>
           </w:p>
         </w:tc>
@@ -7740,7 +7691,7 @@
               <w:rPr>
                 <w:sz w:val="18"/>
               </w:rPr>
-              <w:t>-504.1</w:t>
+              <w:t>54.2</w:t>
             </w:r>
           </w:p>
         </w:tc>
@@ -7759,7 +7710,7 @@
               <w:rPr>
                 <w:sz w:val="18"/>
               </w:rPr>
-              <w:t>104.3</w:t>
+              <w:t>394.0</w:t>
             </w:r>
           </w:p>
         </w:tc>
@@ -7781,7 +7732,7 @@
               <w:rPr>
                 <w:sz w:val="18"/>
               </w:rPr>
-              <w:t>Year 5</w:t>
+              <w:t>Year 4</w:t>
             </w:r>
           </w:p>
         </w:tc>
@@ -7799,7 +7750,7 @@
               <w:rPr>
                 <w:sz w:val="18"/>
               </w:rPr>
-              <w:t>224.0</w:t>
+              <w:t>260.3</w:t>
             </w:r>
           </w:p>
         </w:tc>
@@ -7835,7 +7786,7 @@
               <w:rPr>
                 <w:sz w:val="18"/>
               </w:rPr>
-              <w:t>-0.0</w:t>
+              <w:t>-339.1</w:t>
             </w:r>
           </w:p>
         </w:tc>
@@ -7853,7 +7804,7 @@
               <w:rPr>
                 <w:sz w:val="18"/>
               </w:rPr>
-              <w:t>44.0</w:t>
+              <w:t>-258.8</w:t>
             </w:r>
           </w:p>
         </w:tc>
@@ -7871,7 +7822,7 @@
               <w:rPr>
                 <w:sz w:val="18"/>
               </w:rPr>
-              <w:t>148.4</w:t>
+              <w:t>135.3</w:t>
             </w:r>
           </w:p>
         </w:tc>
@@ -7894,7 +7845,7 @@
               <w:rPr>
                 <w:sz w:val="18"/>
               </w:rPr>
-              <w:t>Year 6</w:t>
+              <w:t>Year 5</w:t>
             </w:r>
           </w:p>
         </w:tc>
@@ -7913,7 +7864,7 @@
               <w:rPr>
                 <w:sz w:val="18"/>
               </w:rPr>
-              <w:t>175.7</w:t>
+              <w:t>194.6</w:t>
             </w:r>
           </w:p>
         </w:tc>
@@ -7932,7 +7883,7 @@
               <w:rPr>
                 <w:sz w:val="18"/>
               </w:rPr>
-              <w:t>-90.0</w:t>
+              <w:t>-135.0</w:t>
             </w:r>
           </w:p>
         </w:tc>
@@ -7951,7 +7902,7 @@
               <w:rPr>
                 <w:sz w:val="18"/>
               </w:rPr>
-              <w:t>-0.0</w:t>
+              <w:t>0.0</w:t>
             </w:r>
           </w:p>
         </w:tc>
@@ -7970,7 +7921,7 @@
               <w:rPr>
                 <w:sz w:val="18"/>
               </w:rPr>
-              <w:t>85.7</w:t>
+              <w:t>59.6</w:t>
             </w:r>
           </w:p>
         </w:tc>
@@ -7989,7 +7940,7 @@
               <w:rPr>
                 <w:sz w:val="18"/>
               </w:rPr>
-              <w:t>234.1</w:t>
+              <w:t>194.9</w:t>
             </w:r>
           </w:p>
         </w:tc>
@@ -8011,7 +7962,7 @@
               <w:rPr>
                 <w:sz w:val="18"/>
               </w:rPr>
-              <w:t>Year 7</w:t>
+              <w:t>Year 6</w:t>
             </w:r>
           </w:p>
         </w:tc>
@@ -8029,7 +7980,7 @@
               <w:rPr>
                 <w:sz w:val="18"/>
               </w:rPr>
-              <w:t>123.9</w:t>
+              <w:t>153.6</w:t>
             </w:r>
           </w:p>
         </w:tc>
@@ -8047,7 +7998,7 @@
               <w:rPr>
                 <w:sz w:val="18"/>
               </w:rPr>
-              <w:t>-0.0</w:t>
+              <w:t>-45.0</w:t>
             </w:r>
           </w:p>
         </w:tc>
@@ -8065,7 +8016,7 @@
               <w:rPr>
                 <w:sz w:val="18"/>
               </w:rPr>
-              <w:t>-0.0</w:t>
+              <w:t>0.0</w:t>
             </w:r>
           </w:p>
         </w:tc>
@@ -8083,7 +8034,7 @@
               <w:rPr>
                 <w:sz w:val="18"/>
               </w:rPr>
-              <w:t>123.9</w:t>
+              <w:t>108.6</w:t>
             </w:r>
           </w:p>
         </w:tc>
@@ -8101,7 +8052,7 @@
               <w:rPr>
                 <w:sz w:val="18"/>
               </w:rPr>
-              <w:t>357.9</w:t>
+              <w:t>303.4</w:t>
             </w:r>
           </w:p>
         </w:tc>
@@ -8124,7 +8075,7 @@
               <w:rPr>
                 <w:sz w:val="18"/>
               </w:rPr>
-              <w:t>Year 8</w:t>
+              <w:t>Year 7</w:t>
             </w:r>
           </w:p>
         </w:tc>
@@ -8143,7 +8094,7 @@
               <w:rPr>
                 <w:sz w:val="18"/>
               </w:rPr>
-              <w:t>100.4</w:t>
+              <w:t>104.7</w:t>
             </w:r>
           </w:p>
         </w:tc>
@@ -8162,7 +8113,7 @@
               <w:rPr>
                 <w:sz w:val="18"/>
               </w:rPr>
-              <w:t>-140.7</w:t>
+              <w:t>-118.7</w:t>
             </w:r>
           </w:p>
         </w:tc>
@@ -8181,7 +8132,7 @@
               <w:rPr>
                 <w:sz w:val="18"/>
               </w:rPr>
-              <w:t>-0.0</w:t>
+              <w:t>0.0</w:t>
             </w:r>
           </w:p>
         </w:tc>
@@ -8200,7 +8151,7 @@
               <w:rPr>
                 <w:sz w:val="18"/>
               </w:rPr>
-              <w:t>-40.3</w:t>
+              <w:t>-14.0</w:t>
             </w:r>
           </w:p>
         </w:tc>
@@ -8219,7 +8170,7 @@
               <w:rPr>
                 <w:sz w:val="18"/>
               </w:rPr>
-              <w:t>317.6</w:t>
+              <w:t>289.4</w:t>
             </w:r>
           </w:p>
         </w:tc>
@@ -8241,7 +8192,7 @@
               <w:rPr>
                 <w:sz w:val="18"/>
               </w:rPr>
-              <w:t>Year 9</w:t>
+              <w:t>Year 8</w:t>
             </w:r>
           </w:p>
         </w:tc>
@@ -8259,7 +8210,7 @@
               <w:rPr>
                 <w:sz w:val="18"/>
               </w:rPr>
-              <w:t>89.6</w:t>
+              <w:t>98.2</w:t>
             </w:r>
           </w:p>
         </w:tc>
@@ -8277,7 +8228,7 @@
               <w:rPr>
                 <w:sz w:val="18"/>
               </w:rPr>
-              <w:t>-39.2</w:t>
+              <w:t>-43.0</w:t>
             </w:r>
           </w:p>
         </w:tc>
@@ -8295,7 +8246,7 @@
               <w:rPr>
                 <w:sz w:val="18"/>
               </w:rPr>
-              <w:t>-0.0</w:t>
+              <w:t>0.0</w:t>
             </w:r>
           </w:p>
         </w:tc>
@@ -8313,7 +8264,7 @@
               <w:rPr>
                 <w:sz w:val="18"/>
               </w:rPr>
-              <w:t>50.4</w:t>
+              <w:t>55.2</w:t>
             </w:r>
           </w:p>
         </w:tc>
@@ -8331,7 +8282,7 @@
               <w:rPr>
                 <w:sz w:val="18"/>
               </w:rPr>
-              <w:t>368.0</w:t>
+              <w:t>344.6</w:t>
             </w:r>
           </w:p>
         </w:tc>
@@ -8354,7 +8305,7 @@
               <w:rPr>
                 <w:sz w:val="18"/>
               </w:rPr>
-              <w:t>Year 10</w:t>
+              <w:t>Year 9</w:t>
             </w:r>
           </w:p>
         </w:tc>
@@ -8373,7 +8324,7 @@
               <w:rPr>
                 <w:sz w:val="18"/>
               </w:rPr>
-              <w:t>13.2</w:t>
+              <w:t>54.8</w:t>
             </w:r>
           </w:p>
         </w:tc>
@@ -8392,7 +8343,7 @@
               <w:rPr>
                 <w:sz w:val="18"/>
               </w:rPr>
-              <w:t>-5.8</w:t>
+              <w:t>-24.0</w:t>
             </w:r>
           </w:p>
         </w:tc>
@@ -8411,7 +8362,7 @@
               <w:rPr>
                 <w:sz w:val="18"/>
               </w:rPr>
-              <w:t>-0.0</w:t>
+              <w:t>0.0</w:t>
             </w:r>
           </w:p>
         </w:tc>
@@ -8430,7 +8381,7 @@
               <w:rPr>
                 <w:sz w:val="18"/>
               </w:rPr>
-              <w:t>7.4</w:t>
+              <w:t>30.8</w:t>
             </w:r>
           </w:p>
         </w:tc>
@@ -8471,7 +8422,7 @@
               <w:rPr>
                 <w:sz w:val="18"/>
               </w:rPr>
-              <w:t>Year 11</w:t>
+              <w:t>Year 10</w:t>
             </w:r>
           </w:p>
         </w:tc>
@@ -8507,7 +8458,7 @@
               <w:rPr>
                 <w:sz w:val="18"/>
               </w:rPr>
-              <w:t>-0.0</w:t>
+              <w:t>0.0</w:t>
             </w:r>
           </w:p>
         </w:tc>
@@ -8525,7 +8476,7 @@
               <w:rPr>
                 <w:sz w:val="18"/>
               </w:rPr>
-              <w:t>-0.0</w:t>
+              <w:t>0.0</w:t>
             </w:r>
           </w:p>
         </w:tc>
@@ -8582,10 +8533,9 @@
             <w:r/>
             <w:r>
               <w:rPr>
-                <w:b/>
-                <w:sz w:val="18"/>
-              </w:rPr>
-              <w:t>Total</w:t>
+                <w:sz w:val="18"/>
+              </w:rPr>
+              <w:t>Year 11</w:t>
             </w:r>
           </w:p>
         </w:tc>
@@ -8602,10 +8552,9 @@
             <w:r/>
             <w:r>
               <w:rPr>
-                <w:b/>
-                <w:sz w:val="18"/>
-              </w:rPr>
-              <w:t>2,253.0</w:t>
+                <w:sz w:val="18"/>
+              </w:rPr>
+              <w:t>0.0</w:t>
             </w:r>
           </w:p>
         </w:tc>
@@ -8622,10 +8571,9 @@
             <w:r/>
             <w:r>
               <w:rPr>
-                <w:b/>
-                <w:sz w:val="18"/>
-              </w:rPr>
-              <w:t>-985.7</w:t>
+                <w:sz w:val="18"/>
+              </w:rPr>
+              <w:t>0.0</w:t>
             </w:r>
           </w:p>
         </w:tc>
@@ -8642,10 +8590,9 @@
             <w:r/>
             <w:r>
               <w:rPr>
-                <w:b/>
-                <w:sz w:val="18"/>
-              </w:rPr>
-              <w:t>-891.9</w:t>
+                <w:sz w:val="18"/>
+              </w:rPr>
+              <w:t>0.0</w:t>
             </w:r>
           </w:p>
         </w:tc>
@@ -8662,10 +8609,9 @@
             <w:r/>
             <w:r>
               <w:rPr>
-                <w:b/>
-                <w:sz w:val="18"/>
-              </w:rPr>
-              <w:t>375.4</w:t>
+                <w:sz w:val="18"/>
+              </w:rPr>
+              <w:t>0.0</w:t>
             </w:r>
           </w:p>
         </w:tc>
@@ -8673,6 +8619,123 @@
           <w:tcPr>
             <w:tcW w:type="dxa" w:w="1361"/>
             <w:shd w:val="clear" w:color="auto" w:fill="F2F4F7"/>
+          </w:tcPr>
+          <w:p>
+            <w:pPr>
+              <w:spacing w:after="0" w:line="240" w:lineRule="auto"/>
+              <w:jc w:val="right"/>
+            </w:pPr>
+            <w:r/>
+            <w:r>
+              <w:rPr>
+                <w:sz w:val="18"/>
+              </w:rPr>
+              <w:t>375.4</w:t>
+            </w:r>
+          </w:p>
+        </w:tc>
+      </w:tr>
+      <w:tr>
+        <w:trPr>
+          <w:cantSplit/>
+        </w:trPr>
+        <w:tc>
+          <w:tcPr>
+            <w:tcW w:type="dxa" w:w="1361"/>
+          </w:tcPr>
+          <w:p>
+            <w:pPr>
+              <w:spacing w:after="0" w:line="240" w:lineRule="auto"/>
+            </w:pPr>
+            <w:r/>
+            <w:r>
+              <w:rPr>
+                <w:b/>
+                <w:sz w:val="18"/>
+              </w:rPr>
+              <w:t>Total</w:t>
+            </w:r>
+          </w:p>
+        </w:tc>
+        <w:tc>
+          <w:tcPr>
+            <w:tcW w:type="dxa" w:w="1417"/>
+          </w:tcPr>
+          <w:p>
+            <w:pPr>
+              <w:spacing w:after="0" w:line="240" w:lineRule="auto"/>
+              <w:jc w:val="right"/>
+            </w:pPr>
+            <w:r/>
+            <w:r>
+              <w:rPr>
+                <w:b/>
+                <w:sz w:val="18"/>
+              </w:rPr>
+              <w:t>2,253.0</w:t>
+            </w:r>
+          </w:p>
+        </w:tc>
+        <w:tc>
+          <w:tcPr>
+            <w:tcW w:type="dxa" w:w="1644"/>
+          </w:tcPr>
+          <w:p>
+            <w:pPr>
+              <w:spacing w:after="0" w:line="240" w:lineRule="auto"/>
+              <w:jc w:val="right"/>
+            </w:pPr>
+            <w:r/>
+            <w:r>
+              <w:rPr>
+                <w:b/>
+                <w:sz w:val="18"/>
+              </w:rPr>
+              <w:t>-985.7</w:t>
+            </w:r>
+          </w:p>
+        </w:tc>
+        <w:tc>
+          <w:tcPr>
+            <w:tcW w:type="dxa" w:w="2041"/>
+          </w:tcPr>
+          <w:p>
+            <w:pPr>
+              <w:spacing w:after="0" w:line="240" w:lineRule="auto"/>
+              <w:jc w:val="right"/>
+            </w:pPr>
+            <w:r/>
+            <w:r>
+              <w:rPr>
+                <w:b/>
+                <w:sz w:val="18"/>
+              </w:rPr>
+              <w:t>-891.9</w:t>
+            </w:r>
+          </w:p>
+        </w:tc>
+        <w:tc>
+          <w:tcPr>
+            <w:tcW w:type="dxa" w:w="1417"/>
+          </w:tcPr>
+          <w:p>
+            <w:pPr>
+              <w:spacing w:after="0" w:line="240" w:lineRule="auto"/>
+              <w:jc w:val="right"/>
+            </w:pPr>
+            <w:r/>
+            <w:r>
+              <w:rPr>
+                <w:b/>
+                <w:sz w:val="18"/>
+              </w:rPr>
+              <w:t>375.4</w:t>
+            </w:r>
+          </w:p>
+        </w:tc>
+        <w:tc>
+          <w:tcPr>
+            <w:tcW w:type="dxa" w:w="1361"/>
           </w:tcPr>
           <w:p>
             <w:pPr>
@@ -8762,7 +8825,7 @@
           <w:b w:val="0"/>
           <w:i w:val="0"/>
         </w:rPr>
-        <w:t>The model collects the delivery payment on a contractual milestone ahead of handover, which produces a large collection in project month 30. This timing is a key sensitivity (sections 11 and 13). Evidence of the contractual milestone is to be provided in the data room.</w:t>
+        <w:t>The model collects the delivery payment on a contractual milestone ahead of handover, which produces a large collection in project month 24. This timing is a key sensitivity (sections 11 and 13). Evidence of the contractual milestone is to be provided in the data room.</w:t>
       </w:r>
     </w:p>
     <w:p>
@@ -9150,7 +9213,7 @@
           <w:b w:val="0"/>
           <w:i w:val="0"/>
         </w:rPr>
-        <w:t>A 10% overrun lowers project NPV from EGP 215 million to EGP 162 million; a 20% overrun to EGP 109 million.</w:t>
+        <w:t>A 10% overrun lowers project NPV from EGP 230 million to EGP 173 million; a 20% overrun to EGP 117 million.</w:t>
       </w:r>
     </w:p>
     <w:p>
@@ -9801,7 +9864,7 @@
           <w:b w:val="0"/>
           <w:i w:val="0"/>
         </w:rPr>
-        <w:t>The ticket equals 98% of the modelled peak cumulative shortage of EGP 102.5 million (month 6).</w:t>
+        <w:t>The ticket equals 98% of the modelled peak cumulative shortage of EGP 102.5 million (month 0).</w:t>
       </w:r>
     </w:p>
     <w:p>
@@ -9973,7 +10036,7 @@
               <w:rPr>
                 <w:sz w:val="18"/>
               </w:rPr>
-              <w:t>215</w:t>
+              <w:t>230</w:t>
             </w:r>
           </w:p>
         </w:tc>
@@ -10034,7 +10097,7 @@
               <w:rPr>
                 <w:sz w:val="18"/>
               </w:rPr>
-              <w:t>-34</w:t>
+              <w:t>-36</w:t>
             </w:r>
           </w:p>
         </w:tc>
@@ -10092,7 +10155,7 @@
               <w:rPr>
                 <w:sz w:val="18"/>
               </w:rPr>
-              <w:t>315</w:t>
+              <w:t>336</w:t>
             </w:r>
           </w:p>
         </w:tc>
@@ -10153,7 +10216,7 @@
               <w:rPr>
                 <w:sz w:val="18"/>
               </w:rPr>
-              <w:t>162</w:t>
+              <w:t>173</w:t>
             </w:r>
           </w:p>
         </w:tc>
@@ -10211,7 +10274,7 @@
               <w:rPr>
                 <w:sz w:val="18"/>
               </w:rPr>
-              <w:t>125</w:t>
+              <w:t>134</w:t>
             </w:r>
           </w:p>
         </w:tc>
@@ -10272,7 +10335,7 @@
               <w:rPr>
                 <w:sz w:val="18"/>
               </w:rPr>
-              <w:t>155</w:t>
+              <w:t>166</w:t>
             </w:r>
           </w:p>
         </w:tc>
@@ -10330,7 +10393,7 @@
               <w:rPr>
                 <w:sz w:val="18"/>
               </w:rPr>
-              <w:t>-81</w:t>
+              <w:t>-86</w:t>
             </w:r>
           </w:p>
         </w:tc>
@@ -10529,7 +10592,7 @@
               <w:rPr>
                 <w:sz w:val="19"/>
               </w:rPr>
-              <w:t>Unsold units in the first two sales tranches (months 9 and 12), EGP 606 million at list; the investor receives 33.0% of them. The 20% of units retained by Jalour are not used</w:t>
+              <w:t>Unsold units in the first two sales tranches (months 3 and 6), EGP 606 million at list; the investor receives 33.0% of them.</w:t>
             </w:r>
           </w:p>
         </w:tc>
@@ -10733,7 +10796,7 @@
               <w:rPr>
                 <w:sz w:val="19"/>
               </w:rPr>
-              <w:t>Handover in month 48; resale over four quarters from month 51; 3% cost (broker and developer transfer fee)</w:t>
+              <w:t>Handover in month 42; resale over four quarters from month 45; 3% cost (broker and developer transfer fee)</w:t>
             </w:r>
           </w:p>
         </w:tc>
@@ -11005,7 +11068,7 @@
               <w:rPr>
                 <w:sz w:val="19"/>
               </w:rPr>
-              <w:t>12 equal quarterly instalments of EGP 19.17 million in months 30 to 63</w:t>
+              <w:t>12 equal quarterly instalments of EGP 19.17 million in months 24 to 57</w:t>
             </w:r>
           </w:p>
         </w:tc>
@@ -11307,7 +11370,7 @@
               <w:rPr>
                 <w:sz w:val="18"/>
               </w:rPr>
-              <w:t>30</w:t>
+              <w:t>24</w:t>
             </w:r>
           </w:p>
         </w:tc>
@@ -11386,7 +11449,7 @@
               <w:rPr>
                 <w:sz w:val="18"/>
               </w:rPr>
-              <w:t>33</w:t>
+              <w:t>27</w:t>
             </w:r>
           </w:p>
         </w:tc>
@@ -11465,7 +11528,7 @@
               <w:rPr>
                 <w:sz w:val="18"/>
               </w:rPr>
-              <w:t>36</w:t>
+              <w:t>30</w:t>
             </w:r>
           </w:p>
         </w:tc>
@@ -11544,7 +11607,7 @@
               <w:rPr>
                 <w:sz w:val="18"/>
               </w:rPr>
-              <w:t>39</w:t>
+              <w:t>33</w:t>
             </w:r>
           </w:p>
         </w:tc>
@@ -11623,7 +11686,7 @@
               <w:rPr>
                 <w:sz w:val="18"/>
               </w:rPr>
-              <w:t>42</w:t>
+              <w:t>36</w:t>
             </w:r>
           </w:p>
         </w:tc>
@@ -11702,7 +11765,7 @@
               <w:rPr>
                 <w:sz w:val="18"/>
               </w:rPr>
-              <w:t>45</w:t>
+              <w:t>39</w:t>
             </w:r>
           </w:p>
         </w:tc>
@@ -11781,7 +11844,7 @@
               <w:rPr>
                 <w:sz w:val="18"/>
               </w:rPr>
-              <w:t>48</w:t>
+              <w:t>42</w:t>
             </w:r>
           </w:p>
         </w:tc>
@@ -11860,7 +11923,7 @@
               <w:rPr>
                 <w:sz w:val="18"/>
               </w:rPr>
-              <w:t>51</w:t>
+              <w:t>45</w:t>
             </w:r>
           </w:p>
         </w:tc>
@@ -11939,7 +12002,7 @@
               <w:rPr>
                 <w:sz w:val="18"/>
               </w:rPr>
-              <w:t>54</w:t>
+              <w:t>48</w:t>
             </w:r>
           </w:p>
         </w:tc>
@@ -12018,7 +12081,7 @@
               <w:rPr>
                 <w:sz w:val="18"/>
               </w:rPr>
-              <w:t>57</w:t>
+              <w:t>51</w:t>
             </w:r>
           </w:p>
         </w:tc>
@@ -12097,7 +12160,7 @@
               <w:rPr>
                 <w:sz w:val="18"/>
               </w:rPr>
-              <w:t>60</w:t>
+              <w:t>54</w:t>
             </w:r>
           </w:p>
         </w:tc>
@@ -12176,7 +12239,7 @@
               <w:rPr>
                 <w:sz w:val="18"/>
               </w:rPr>
-              <w:t>63</w:t>
+              <w:t>57</w:t>
             </w:r>
           </w:p>
         </w:tc>
@@ -12249,7 +12312,7 @@
           <w:b w:val="0"/>
           <w:i/>
         </w:rPr>
-        <w:t>All returns are projections, labelled by case. IRRs are annual, compounded from quarterly flows; the investor funds in month 3.</w:t>
+        <w:t>All returns are projections, labelled by case. IRRs are annual, compounded from quarterly flows; the investor funds in month -3.</w:t>
       </w:r>
     </w:p>
     <w:p>
@@ -13403,7 +13466,7 @@
           <w:b w:val="0"/>
           <w:i w:val="0"/>
         </w:rPr>
-        <w:t xml:space="preserve"> Giving the investor units from the first two sales tranches removes 33% of those tranches' collections. Jalour receives the ticket at funding and forgoes those collections (the units' face value of EGP 200 million at list) as they would have been received, partly offset by commission saved. The landlord share is unchanged. On this basis Jalour's cost of capital is 20.7%; the NPV effect at 14% is EGP -19.1 million and the project NPV after the deal is EGP 196 million (before: 215). Peak cumulative shortage before the ticket rises to EGP 117.9 million. If the same area were taken pro rata from all tranches (at higher average prices) the cost would be 30.7%.</w:t>
+        <w:t xml:space="preserve"> Giving the investor units from the first two sales tranches removes 33% of those tranches' collections. Jalour receives the ticket at funding and forgoes those collections (the units' face value of EGP 200 million at list) as they would have been received, partly offset by commission saved. The landlord share is unchanged. On this basis Jalour's cost of capital is 20.7%; the NPV effect at 14% is EGP -20.4 million and the project NPV after the deal is EGP 210 million (before: 230). Peak cumulative shortage before the ticket rises to EGP 117.9 million. If the same area were taken pro rata from all tranches (at higher average prices) the cost would be 30.7%.</w:t>
       </w:r>
     </w:p>
     <w:p>
@@ -14025,7 +14088,7 @@
           <w:b w:val="0"/>
           <w:i w:val="0"/>
         </w:rPr>
-        <w:t>In the base case the lowest pooled cash of EGP -2.5 million arises in month 6, before any instalment is due; it is the amount by which the modelled peak shortage exceeds the ticket and is funded by Jalour. Instalments are fixed, so the investor's IRR is the same in every case if Jalour pays. What changes is the cash available to pay: in the downside and handover cases pooled cash falls below zero and Jalour must fund the difference. Negative figures above are the amount Jalour would have to provide from sponsor equity or other capital sources.</w:t>
+        <w:t>In the base case the lowest pooled cash of EGP -2.5 million arises in month 0, before any instalment is due; it is the amount by which the modelled peak shortage exceeds the ticket and is funded by Jalour. Instalments are fixed, so the investor's IRR is the same in every case if Jalour pays. What changes is the cash available to pay: in the downside and handover cases pooled cash falls below zero and Jalour must fund the difference. Negative figures above are the amount Jalour would have to provide from sponsor equity or other capital sources.</w:t>
       </w:r>
     </w:p>
     <w:p>
@@ -14205,7 +14268,7 @@
               <w:rPr>
                 <w:sz w:val="18"/>
               </w:rPr>
-              <w:t>30</w:t>
+              <w:t>24</w:t>
             </w:r>
           </w:p>
         </w:tc>
@@ -14300,7 +14363,7 @@
               <w:rPr>
                 <w:sz w:val="18"/>
               </w:rPr>
-              <w:t>33</w:t>
+              <w:t>27</w:t>
             </w:r>
           </w:p>
         </w:tc>
@@ -14398,7 +14461,7 @@
               <w:rPr>
                 <w:sz w:val="18"/>
               </w:rPr>
-              <w:t>36</w:t>
+              <w:t>30</w:t>
             </w:r>
           </w:p>
         </w:tc>
@@ -14493,7 +14556,7 @@
               <w:rPr>
                 <w:sz w:val="18"/>
               </w:rPr>
-              <w:t>39</w:t>
+              <w:t>33</w:t>
             </w:r>
           </w:p>
         </w:tc>
@@ -14591,7 +14654,7 @@
               <w:rPr>
                 <w:sz w:val="18"/>
               </w:rPr>
-              <w:t>42</w:t>
+              <w:t>36</w:t>
             </w:r>
           </w:p>
         </w:tc>
@@ -14686,7 +14749,7 @@
               <w:rPr>
                 <w:sz w:val="18"/>
               </w:rPr>
-              <w:t>45</w:t>
+              <w:t>39</w:t>
             </w:r>
           </w:p>
         </w:tc>
@@ -14784,7 +14847,7 @@
               <w:rPr>
                 <w:sz w:val="18"/>
               </w:rPr>
-              <w:t>48</w:t>
+              <w:t>42</w:t>
             </w:r>
           </w:p>
         </w:tc>
@@ -14879,7 +14942,7 @@
               <w:rPr>
                 <w:sz w:val="18"/>
               </w:rPr>
-              <w:t>51</w:t>
+              <w:t>45</w:t>
             </w:r>
           </w:p>
         </w:tc>
@@ -14977,7 +15040,7 @@
               <w:rPr>
                 <w:sz w:val="18"/>
               </w:rPr>
-              <w:t>54</w:t>
+              <w:t>48</w:t>
             </w:r>
           </w:p>
         </w:tc>
@@ -15072,7 +15135,7 @@
               <w:rPr>
                 <w:sz w:val="18"/>
               </w:rPr>
-              <w:t>57</w:t>
+              <w:t>51</w:t>
             </w:r>
           </w:p>
         </w:tc>
@@ -15170,7 +15233,7 @@
               <w:rPr>
                 <w:sz w:val="18"/>
               </w:rPr>
-              <w:t>60</w:t>
+              <w:t>54</w:t>
             </w:r>
           </w:p>
         </w:tc>
@@ -15265,7 +15328,7 @@
               <w:rPr>
                 <w:sz w:val="18"/>
               </w:rPr>
-              <w:t>63</w:t>
+              <w:t>57</w:t>
             </w:r>
           </w:p>
         </w:tc>
@@ -15610,7 +15673,7 @@
               <w:rPr>
                 <w:sz w:val="18"/>
               </w:rPr>
-              <w:t>63</w:t>
+              <w:t>57</w:t>
             </w:r>
           </w:p>
         </w:tc>
@@ -15709,7 +15772,7 @@
               <w:rPr>
                 <w:sz w:val="18"/>
               </w:rPr>
-              <w:t>66</w:t>
+              <w:t>60</w:t>
             </w:r>
           </w:p>
         </w:tc>
@@ -15803,7 +15866,7 @@
               <w:rPr>
                 <w:sz w:val="18"/>
               </w:rPr>
-              <w:t>63</w:t>
+              <w:t>57</w:t>
             </w:r>
           </w:p>
         </w:tc>
@@ -16014,7 +16077,7 @@
               <w:rPr>
                 <w:sz w:val="18"/>
               </w:rPr>
-              <w:t>215</w:t>
+              <w:t>230</w:t>
             </w:r>
           </w:p>
         </w:tc>
@@ -16170,7 +16233,7 @@
               <w:rPr>
                 <w:sz w:val="18"/>
               </w:rPr>
-              <w:t>116</w:t>
+              <w:t>124</w:t>
             </w:r>
           </w:p>
         </w:tc>
@@ -16249,7 +16312,7 @@
               <w:rPr>
                 <w:sz w:val="18"/>
               </w:rPr>
-              <w:t>315</w:t>
+              <w:t>336</w:t>
             </w:r>
           </w:p>
         </w:tc>
@@ -16326,7 +16389,7 @@
               <w:rPr>
                 <w:sz w:val="18"/>
               </w:rPr>
-              <w:t>414</w:t>
+              <w:t>442</w:t>
             </w:r>
           </w:p>
         </w:tc>
@@ -16405,7 +16468,7 @@
               <w:rPr>
                 <w:sz w:val="18"/>
               </w:rPr>
-              <w:t>129</w:t>
+              <w:t>138</w:t>
             </w:r>
           </w:p>
         </w:tc>
@@ -16482,7 +16545,7 @@
               <w:rPr>
                 <w:sz w:val="18"/>
               </w:rPr>
-              <w:t>49</w:t>
+              <w:t>52</w:t>
             </w:r>
           </w:p>
         </w:tc>
@@ -16561,7 +16624,7 @@
               <w:rPr>
                 <w:sz w:val="18"/>
               </w:rPr>
-              <w:t>-26</w:t>
+              <w:t>-28</w:t>
             </w:r>
           </w:p>
         </w:tc>
@@ -16638,7 +16701,7 @@
               <w:rPr>
                 <w:sz w:val="18"/>
               </w:rPr>
-              <w:t>-97</w:t>
+              <w:t>-103</w:t>
             </w:r>
           </w:p>
         </w:tc>
@@ -16717,7 +16780,7 @@
               <w:rPr>
                 <w:sz w:val="18"/>
               </w:rPr>
-              <w:t>162</w:t>
+              <w:t>173</w:t>
             </w:r>
           </w:p>
         </w:tc>
@@ -16794,7 +16857,7 @@
               <w:rPr>
                 <w:sz w:val="18"/>
               </w:rPr>
-              <w:t>109</w:t>
+              <w:t>117</w:t>
             </w:r>
           </w:p>
         </w:tc>
@@ -16873,7 +16936,7 @@
               <w:rPr>
                 <w:sz w:val="18"/>
               </w:rPr>
-              <w:t>170</w:t>
+              <w:t>181</w:t>
             </w:r>
           </w:p>
         </w:tc>
@@ -16950,7 +17013,7 @@
               <w:rPr>
                 <w:sz w:val="18"/>
               </w:rPr>
-              <w:t>125</w:t>
+              <w:t>134</w:t>
             </w:r>
           </w:p>
         </w:tc>
@@ -17029,7 +17092,7 @@
               <w:rPr>
                 <w:sz w:val="18"/>
               </w:rPr>
-              <w:t>41</w:t>
+              <w:t>44</w:t>
             </w:r>
           </w:p>
         </w:tc>
@@ -17306,7 +17369,7 @@
               <w:rPr>
                 <w:sz w:val="18"/>
               </w:rPr>
-              <w:t>Earmark of unsold units with a list value of at least the ticket (substitution of equal value allowed); Jalour retained units not used</w:t>
+              <w:t>Earmark of unsold units with a list value of at least the ticket (substitution of equal value allowed)</w:t>
             </w:r>
           </w:p>
         </w:tc>
@@ -17846,7 +17909,7 @@
           <w:b w:val="0"/>
           <w:i w:val="0"/>
         </w:rPr>
-        <w:t>Handover is in project month 48; units can be registered and sold from handover. The base case assumes sale over four quarters from month 51.</w:t>
+        <w:t>Handover is in project month 42; units can be registered and sold from handover. The base case assumes sale over four quarters from month 45.</w:t>
       </w:r>
     </w:p>
     <w:p>
@@ -17886,7 +17949,7 @@
           <w:color w:val="17324D"/>
           <w:sz w:val="19"/>
         </w:rPr>
-        <w:t>Table 27: Early assignment of the contract at month 27 (units valued at face, 3% cost)</w:t>
+        <w:t>Table 27: Early assignment of the contract at month 21 (units valued at face, 3% cost)</w:t>
       </w:r>
     </w:p>
     <w:tbl>
@@ -17936,7 +17999,7 @@
                 <w:color w:val="FFFFFF"/>
                 <w:sz w:val="19"/>
               </w:rPr>
-              <w:t>Assignment at month 27</w:t>
+              <w:t>Assignment at month 21</w:t>
             </w:r>
           </w:p>
         </w:tc>
@@ -18241,7 +18304,7 @@
           <w:b w:val="0"/>
           <w:i w:val="0"/>
         </w:rPr>
-        <w:t>Cash is returned through the instalments in section 12.2. There is no market for the entitlement. Transfer of the entitlement to a third party requires Jalour's consent. Payback (cumulative cash returned equals the ticket) occurs in month 45; for Option A, payback in the base case is month 54.</w:t>
+        <w:t>Cash is returned through the instalments in section 12.2. There is no market for the entitlement. Transfer of the entitlement to a third party requires Jalour's consent. Payback (cumulative cash returned equals the ticket) occurs in month 39; for Option A, payback in the base case is month 48.</w:t>
       </w:r>
     </w:p>
     <w:p>
@@ -18296,7 +18359,7 @@
           <w:b w:val="0"/>
           <w:i w:val="0"/>
         </w:rPr>
-        <w:t>The pipeline of Cairo offices equals 82% of current stock by 2029 (Knight Frank). If sales are delayed 12 months the project NPV falls to EGP 49 million and the peak funding need rises to EGP 408 million. Mitigant: Jalour funding undertaking; phased sales.</w:t>
+        <w:t>The pipeline of Cairo offices equals 82% of current stock by 2029 (Knight Frank). If sales are delayed 12 months the project NPV falls to EGP 52 million and the peak funding need rises to EGP 408 million. Mitigant: Jalour funding undertaking; phased sales.</w:t>
       </w:r>
     </w:p>
     <w:p>
@@ -18313,7 +18376,7 @@
           <w:b w:val="0"/>
           <w:i w:val="0"/>
         </w:rPr>
-        <w:t>Construction cost is flat in the model. A 10% overrun lowers NPV by EGP 53 million. Mitigant: 5% contingency; contractor pricing in the data room; fixed-price contracting to be sought.</w:t>
+        <w:t>Construction cost is flat in the model. A 10% overrun lowers NPV by EGP 57 million. Mitigant: 5% contingency; contractor pricing in the data room; fixed-price contracting to be sought.</w:t>
       </w:r>
     </w:p>
     <w:p>
@@ -18347,7 +18410,7 @@
           <w:b w:val="0"/>
           <w:i w:val="0"/>
         </w:rPr>
-        <w:t>The development must be built in 36 months from month 13. Delay delays resale of units and the collection of delivery payments. Mitigant: independent engineer (optional); reporting; Jalour funding undertaking.</w:t>
+        <w:t>The development must be built in 36 months from month 7. Delay delays resale of units and the collection of delivery payments. Mitigant: independent engineer (optional); reporting; Jalour funding undertaking.</w:t>
       </w:r>
     </w:p>
     <w:p>
@@ -19220,7 +19283,7 @@
               <w:rPr>
                 <w:sz w:val="19"/>
               </w:rPr>
-              <w:t>215.3</w:t>
+              <w:t>229.9</w:t>
             </w:r>
           </w:p>
         </w:tc>
